--- a/PhaseB/Developer_Guide.docx
+++ b/PhaseB/Developer_Guide.docx
@@ -15,7 +15,7 @@
           <w:noProof/>
         </w:rPr>
         <w:drawing>
-          <wp:inline distT="114300" distB="114300" distL="114300" distR="114300" wp14:anchorId="085E5E02" wp14:editId="2749321E">
+          <wp:inline distT="114300" distB="114300" distL="114300" distR="114300" wp14:anchorId="2D526AE0" wp14:editId="4DDAE665">
             <wp:extent cx="3300413" cy="774587"/>
             <wp:effectExtent l="0" t="0" r="0" b="0"/>
             <wp:docPr id="1877969061" name="image1.png"/>
@@ -75,6 +75,7 @@
         <w:rPr>
           <w:b/>
           <w:bCs/>
+          <w:lang w:val="en-US"/>
         </w:rPr>
       </w:pPr>
       <w:r>
@@ -84,15 +85,22 @@
         </w:rPr>
         <w:t>Braude College of Engineering</w:t>
       </w:r>
-    </w:p>
-    <w:p>
-      <w:pPr>
-        <w:spacing w:before="600" w:after="400"/>
-        <w:jc w:val="center"/>
+      <w:r>
         <w:rPr>
+          <w:b/>
+          <w:bCs/>
           <w:lang w:val="en-US"/>
         </w:rPr>
-      </w:pPr>
+        <w:br/>
+      </w:r>
+      <w:r>
+        <w:rPr>
+          <w:b/>
+          <w:bCs/>
+          <w:lang w:val="en-US"/>
+        </w:rPr>
+        <w:br/>
+      </w:r>
       <w:r>
         <w:rPr>
           <w:b/>
@@ -163,12 +171,13 @@
     </w:p>
     <w:p>
       <w:pPr>
-        <w:spacing w:before="100" w:after="600"/>
+        <w:spacing w:before="800" w:after="100"/>
         <w:jc w:val="center"/>
         <w:rPr>
-          <w:i/>
-          <w:iCs/>
-          <w:color w:val="444444"/>
+          <w:b/>
+          <w:bCs/>
+          <w:sz w:val="28"/>
+          <w:szCs w:val="28"/>
           <w:lang w:val="en-US"/>
         </w:rPr>
       </w:pPr>
@@ -177,7 +186,7 @@
           <w:noProof/>
         </w:rPr>
         <w:drawing>
-          <wp:inline distT="0" distB="0" distL="0" distR="0" wp14:anchorId="3E803044" wp14:editId="56C86CC1">
+          <wp:inline distT="0" distB="0" distL="0" distR="0" wp14:anchorId="432E5B7F" wp14:editId="6478E775">
             <wp:extent cx="3619500" cy="1428750"/>
             <wp:effectExtent l="0" t="0" r="0" b="0"/>
             <wp:docPr id="1392930790" name="Picture 1392930790"/>
@@ -390,7 +399,7 @@
         <w:pStyle w:val="Heading1"/>
         <w:spacing w:before="400" w:after="200"/>
       </w:pPr>
-      <w:bookmarkStart w:id="0" w:name="_Toc237651877"/>
+      <w:bookmarkStart w:id="0" w:name="_Toc238312563"/>
       <w:r>
         <w:lastRenderedPageBreak/>
         <w:t>Table of Contents</w:t>
@@ -400,7 +409,7 @@
     <w:sdt>
       <w:sdtPr>
         <w:alias w:val="Table of Contents"/>
-        <w:id w:val="1133065332"/>
+        <w:id w:val="-670799620"/>
       </w:sdtPr>
       <w:sdtContent>
         <w:p>
@@ -410,7 +419,10 @@
               <w:tab w:val="right" w:leader="dot" w:pos="9016"/>
             </w:tabs>
             <w:rPr>
+              <w:rFonts w:asciiTheme="minorHAnsi" w:eastAsiaTheme="minorEastAsia" w:hAnsiTheme="minorHAnsi" w:cstheme="minorBidi"/>
               <w:noProof/>
+              <w:kern w:val="2"/>
+              <w14:ligatures w14:val="standardContextual"/>
             </w:rPr>
           </w:pPr>
           <w:r>
@@ -422,7 +434,7 @@
           <w:r>
             <w:fldChar w:fldCharType="separate"/>
           </w:r>
-          <w:hyperlink w:anchor="_Toc237651877" w:history="1">
+          <w:hyperlink w:anchor="_Toc238312563" w:history="1">
             <w:r>
               <w:rPr>
                 <w:rStyle w:val="Hyperlink"/>
@@ -446,7 +458,7 @@
               <w:rPr>
                 <w:noProof/>
               </w:rPr>
-              <w:instrText xml:space="preserve"> PAGEREF _Toc237651877 \h </w:instrText>
+              <w:instrText xml:space="preserve"> PAGEREF _Toc238312563 \h </w:instrText>
             </w:r>
             <w:r>
               <w:rPr>
@@ -463,7 +475,7 @@
               <w:rPr>
                 <w:noProof/>
               </w:rPr>
-              <w:t>1</w:t>
+              <w:t>2</w:t>
             </w:r>
             <w:r>
               <w:rPr>
@@ -480,10 +492,13 @@
               <w:tab w:val="right" w:leader="dot" w:pos="9016"/>
             </w:tabs>
             <w:rPr>
+              <w:rFonts w:asciiTheme="minorHAnsi" w:eastAsiaTheme="minorEastAsia" w:hAnsiTheme="minorHAnsi" w:cstheme="minorBidi"/>
               <w:noProof/>
+              <w:kern w:val="2"/>
+              <w14:ligatures w14:val="standardContextual"/>
             </w:rPr>
           </w:pPr>
-          <w:hyperlink w:anchor="_Toc237651878" w:history="1">
+          <w:hyperlink w:anchor="_Toc238312564" w:history="1">
             <w:r>
               <w:rPr>
                 <w:rStyle w:val="Hyperlink"/>
@@ -507,7 +522,7 @@
               <w:rPr>
                 <w:noProof/>
               </w:rPr>
-              <w:instrText xml:space="preserve"> PAGEREF _Toc237651878 \h </w:instrText>
+              <w:instrText xml:space="preserve"> PAGEREF _Toc238312564 \h </w:instrText>
             </w:r>
             <w:r>
               <w:rPr>
@@ -524,7 +539,7 @@
               <w:rPr>
                 <w:noProof/>
               </w:rPr>
-              <w:t>1</w:t>
+              <w:t>3</w:t>
             </w:r>
             <w:r>
               <w:rPr>
@@ -541,10 +556,13 @@
               <w:tab w:val="right" w:leader="dot" w:pos="9016"/>
             </w:tabs>
             <w:rPr>
+              <w:rFonts w:asciiTheme="minorHAnsi" w:eastAsiaTheme="minorEastAsia" w:hAnsiTheme="minorHAnsi" w:cstheme="minorBidi"/>
               <w:noProof/>
+              <w:kern w:val="2"/>
+              <w14:ligatures w14:val="standardContextual"/>
             </w:rPr>
           </w:pPr>
-          <w:hyperlink w:anchor="_Toc237651879" w:history="1">
+          <w:hyperlink w:anchor="_Toc238312565" w:history="1">
             <w:r>
               <w:rPr>
                 <w:rStyle w:val="Hyperlink"/>
@@ -568,7 +586,7 @@
               <w:rPr>
                 <w:noProof/>
               </w:rPr>
-              <w:instrText xml:space="preserve"> PAGEREF _Toc237651879 \h </w:instrText>
+              <w:instrText xml:space="preserve"> PAGEREF _Toc238312565 \h </w:instrText>
             </w:r>
             <w:r>
               <w:rPr>
@@ -585,7 +603,7 @@
               <w:rPr>
                 <w:noProof/>
               </w:rPr>
-              <w:t>1</w:t>
+              <w:t>3</w:t>
             </w:r>
             <w:r>
               <w:rPr>
@@ -602,10 +620,13 @@
               <w:tab w:val="right" w:leader="dot" w:pos="9016"/>
             </w:tabs>
             <w:rPr>
+              <w:rFonts w:asciiTheme="minorHAnsi" w:eastAsiaTheme="minorEastAsia" w:hAnsiTheme="minorHAnsi" w:cstheme="minorBidi"/>
               <w:noProof/>
+              <w:kern w:val="2"/>
+              <w14:ligatures w14:val="standardContextual"/>
             </w:rPr>
           </w:pPr>
-          <w:hyperlink w:anchor="_Toc237651880" w:history="1">
+          <w:hyperlink w:anchor="_Toc238312566" w:history="1">
             <w:r>
               <w:rPr>
                 <w:rStyle w:val="Hyperlink"/>
@@ -629,7 +650,7 @@
               <w:rPr>
                 <w:noProof/>
               </w:rPr>
-              <w:instrText xml:space="preserve"> PAGEREF _Toc237651880 \h </w:instrText>
+              <w:instrText xml:space="preserve"> PAGEREF _Toc238312566 \h </w:instrText>
             </w:r>
             <w:r>
               <w:rPr>
@@ -646,7 +667,7 @@
               <w:rPr>
                 <w:noProof/>
               </w:rPr>
-              <w:t>1</w:t>
+              <w:t>4</w:t>
             </w:r>
             <w:r>
               <w:rPr>
@@ -663,10 +684,13 @@
               <w:tab w:val="right" w:leader="dot" w:pos="9016"/>
             </w:tabs>
             <w:rPr>
+              <w:rFonts w:asciiTheme="minorHAnsi" w:eastAsiaTheme="minorEastAsia" w:hAnsiTheme="minorHAnsi" w:cstheme="minorBidi"/>
               <w:noProof/>
+              <w:kern w:val="2"/>
+              <w14:ligatures w14:val="standardContextual"/>
             </w:rPr>
           </w:pPr>
-          <w:hyperlink w:anchor="_Toc237651881" w:history="1">
+          <w:hyperlink w:anchor="_Toc238312567" w:history="1">
             <w:r>
               <w:rPr>
                 <w:rStyle w:val="Hyperlink"/>
@@ -690,7 +714,7 @@
               <w:rPr>
                 <w:noProof/>
               </w:rPr>
-              <w:instrText xml:space="preserve"> PAGEREF _Toc237651881 \h </w:instrText>
+              <w:instrText xml:space="preserve"> PAGEREF _Toc238312567 \h </w:instrText>
             </w:r>
             <w:r>
               <w:rPr>
@@ -707,7 +731,7 @@
               <w:rPr>
                 <w:noProof/>
               </w:rPr>
-              <w:t>1</w:t>
+              <w:t>5</w:t>
             </w:r>
             <w:r>
               <w:rPr>
@@ -724,10 +748,13 @@
               <w:tab w:val="right" w:leader="dot" w:pos="9016"/>
             </w:tabs>
             <w:rPr>
+              <w:rFonts w:asciiTheme="minorHAnsi" w:eastAsiaTheme="minorEastAsia" w:hAnsiTheme="minorHAnsi" w:cstheme="minorBidi"/>
               <w:noProof/>
+              <w:kern w:val="2"/>
+              <w14:ligatures w14:val="standardContextual"/>
             </w:rPr>
           </w:pPr>
-          <w:hyperlink w:anchor="_Toc237651882" w:history="1">
+          <w:hyperlink w:anchor="_Toc238312568" w:history="1">
             <w:r>
               <w:rPr>
                 <w:rStyle w:val="Hyperlink"/>
@@ -751,7 +778,7 @@
               <w:rPr>
                 <w:noProof/>
               </w:rPr>
-              <w:instrText xml:space="preserve"> PAGEREF _Toc237651882 \h </w:instrText>
+              <w:instrText xml:space="preserve"> PAGEREF _Toc238312568 \h </w:instrText>
             </w:r>
             <w:r>
               <w:rPr>
@@ -768,7 +795,7 @@
               <w:rPr>
                 <w:noProof/>
               </w:rPr>
-              <w:t>1</w:t>
+              <w:t>5</w:t>
             </w:r>
             <w:r>
               <w:rPr>
@@ -785,10 +812,13 @@
               <w:tab w:val="right" w:leader="dot" w:pos="9016"/>
             </w:tabs>
             <w:rPr>
+              <w:rFonts w:asciiTheme="minorHAnsi" w:eastAsiaTheme="minorEastAsia" w:hAnsiTheme="minorHAnsi" w:cstheme="minorBidi"/>
               <w:noProof/>
+              <w:kern w:val="2"/>
+              <w14:ligatures w14:val="standardContextual"/>
             </w:rPr>
           </w:pPr>
-          <w:hyperlink w:anchor="_Toc237651883" w:history="1">
+          <w:hyperlink w:anchor="_Toc238312569" w:history="1">
             <w:r>
               <w:rPr>
                 <w:rStyle w:val="Hyperlink"/>
@@ -812,7 +842,7 @@
               <w:rPr>
                 <w:noProof/>
               </w:rPr>
-              <w:instrText xml:space="preserve"> PAGEREF _Toc237651883 \h </w:instrText>
+              <w:instrText xml:space="preserve"> PAGEREF _Toc238312569 \h </w:instrText>
             </w:r>
             <w:r>
               <w:rPr>
@@ -829,7 +859,7 @@
               <w:rPr>
                 <w:noProof/>
               </w:rPr>
-              <w:t>1</w:t>
+              <w:t>5</w:t>
             </w:r>
             <w:r>
               <w:rPr>
@@ -846,10 +876,13 @@
               <w:tab w:val="right" w:leader="dot" w:pos="9016"/>
             </w:tabs>
             <w:rPr>
+              <w:rFonts w:asciiTheme="minorHAnsi" w:eastAsiaTheme="minorEastAsia" w:hAnsiTheme="minorHAnsi" w:cstheme="minorBidi"/>
               <w:noProof/>
+              <w:kern w:val="2"/>
+              <w14:ligatures w14:val="standardContextual"/>
             </w:rPr>
           </w:pPr>
-          <w:hyperlink w:anchor="_Toc237651884" w:history="1">
+          <w:hyperlink w:anchor="_Toc238312570" w:history="1">
             <w:r>
               <w:rPr>
                 <w:rStyle w:val="Hyperlink"/>
@@ -873,7 +906,7 @@
               <w:rPr>
                 <w:noProof/>
               </w:rPr>
-              <w:instrText xml:space="preserve"> PAGEREF _Toc237651884 \h </w:instrText>
+              <w:instrText xml:space="preserve"> PAGEREF _Toc238312570 \h </w:instrText>
             </w:r>
             <w:r>
               <w:rPr>
@@ -890,7 +923,7 @@
               <w:rPr>
                 <w:noProof/>
               </w:rPr>
-              <w:t>1</w:t>
+              <w:t>5</w:t>
             </w:r>
             <w:r>
               <w:rPr>
@@ -907,10 +940,13 @@
               <w:tab w:val="right" w:leader="dot" w:pos="9016"/>
             </w:tabs>
             <w:rPr>
+              <w:rFonts w:asciiTheme="minorHAnsi" w:eastAsiaTheme="minorEastAsia" w:hAnsiTheme="minorHAnsi" w:cstheme="minorBidi"/>
               <w:noProof/>
+              <w:kern w:val="2"/>
+              <w14:ligatures w14:val="standardContextual"/>
             </w:rPr>
           </w:pPr>
-          <w:hyperlink w:anchor="_Toc237651885" w:history="1">
+          <w:hyperlink w:anchor="_Toc238312571" w:history="1">
             <w:r>
               <w:rPr>
                 <w:rStyle w:val="Hyperlink"/>
@@ -934,7 +970,7 @@
               <w:rPr>
                 <w:noProof/>
               </w:rPr>
-              <w:instrText xml:space="preserve"> PAGEREF _Toc237651885 \h </w:instrText>
+              <w:instrText xml:space="preserve"> PAGEREF _Toc238312571 \h </w:instrText>
             </w:r>
             <w:r>
               <w:rPr>
@@ -951,7 +987,7 @@
               <w:rPr>
                 <w:noProof/>
               </w:rPr>
-              <w:t>1</w:t>
+              <w:t>6</w:t>
             </w:r>
             <w:r>
               <w:rPr>
@@ -968,10 +1004,13 @@
               <w:tab w:val="right" w:leader="dot" w:pos="9016"/>
             </w:tabs>
             <w:rPr>
+              <w:rFonts w:asciiTheme="minorHAnsi" w:eastAsiaTheme="minorEastAsia" w:hAnsiTheme="minorHAnsi" w:cstheme="minorBidi"/>
               <w:noProof/>
+              <w:kern w:val="2"/>
+              <w14:ligatures w14:val="standardContextual"/>
             </w:rPr>
           </w:pPr>
-          <w:hyperlink w:anchor="_Toc237651886" w:history="1">
+          <w:hyperlink w:anchor="_Toc238312572" w:history="1">
             <w:r>
               <w:rPr>
                 <w:rStyle w:val="Hyperlink"/>
@@ -995,7 +1034,7 @@
               <w:rPr>
                 <w:noProof/>
               </w:rPr>
-              <w:instrText xml:space="preserve"> PAGEREF _Toc237651886 \h </w:instrText>
+              <w:instrText xml:space="preserve"> PAGEREF _Toc238312572 \h </w:instrText>
             </w:r>
             <w:r>
               <w:rPr>
@@ -1012,7 +1051,7 @@
               <w:rPr>
                 <w:noProof/>
               </w:rPr>
-              <w:t>1</w:t>
+              <w:t>6</w:t>
             </w:r>
             <w:r>
               <w:rPr>
@@ -1029,10 +1068,13 @@
               <w:tab w:val="right" w:leader="dot" w:pos="9016"/>
             </w:tabs>
             <w:rPr>
+              <w:rFonts w:asciiTheme="minorHAnsi" w:eastAsiaTheme="minorEastAsia" w:hAnsiTheme="minorHAnsi" w:cstheme="minorBidi"/>
               <w:noProof/>
+              <w:kern w:val="2"/>
+              <w14:ligatures w14:val="standardContextual"/>
             </w:rPr>
           </w:pPr>
-          <w:hyperlink w:anchor="_Toc237651887" w:history="1">
+          <w:hyperlink w:anchor="_Toc238312573" w:history="1">
             <w:r>
               <w:rPr>
                 <w:rStyle w:val="Hyperlink"/>
@@ -1056,7 +1098,7 @@
               <w:rPr>
                 <w:noProof/>
               </w:rPr>
-              <w:instrText xml:space="preserve"> PAGEREF _Toc237651887 \h </w:instrText>
+              <w:instrText xml:space="preserve"> PAGEREF _Toc238312573 \h </w:instrText>
             </w:r>
             <w:r>
               <w:rPr>
@@ -1073,7 +1115,7 @@
               <w:rPr>
                 <w:noProof/>
               </w:rPr>
-              <w:t>1</w:t>
+              <w:t>6</w:t>
             </w:r>
             <w:r>
               <w:rPr>
@@ -1090,10 +1132,13 @@
               <w:tab w:val="right" w:leader="dot" w:pos="9016"/>
             </w:tabs>
             <w:rPr>
+              <w:rFonts w:asciiTheme="minorHAnsi" w:eastAsiaTheme="minorEastAsia" w:hAnsiTheme="minorHAnsi" w:cstheme="minorBidi"/>
               <w:noProof/>
+              <w:kern w:val="2"/>
+              <w14:ligatures w14:val="standardContextual"/>
             </w:rPr>
           </w:pPr>
-          <w:hyperlink w:anchor="_Toc237651888" w:history="1">
+          <w:hyperlink w:anchor="_Toc238312574" w:history="1">
             <w:r>
               <w:rPr>
                 <w:rStyle w:val="Hyperlink"/>
@@ -1117,7 +1162,7 @@
               <w:rPr>
                 <w:noProof/>
               </w:rPr>
-              <w:instrText xml:space="preserve"> PAGEREF _Toc237651888 \h </w:instrText>
+              <w:instrText xml:space="preserve"> PAGEREF _Toc238312574 \h </w:instrText>
             </w:r>
             <w:r>
               <w:rPr>
@@ -1134,7 +1179,7 @@
               <w:rPr>
                 <w:noProof/>
               </w:rPr>
-              <w:t>1</w:t>
+              <w:t>7</w:t>
             </w:r>
             <w:r>
               <w:rPr>
@@ -1151,10 +1196,13 @@
               <w:tab w:val="right" w:leader="dot" w:pos="9016"/>
             </w:tabs>
             <w:rPr>
+              <w:rFonts w:asciiTheme="minorHAnsi" w:eastAsiaTheme="minorEastAsia" w:hAnsiTheme="minorHAnsi" w:cstheme="minorBidi"/>
               <w:noProof/>
+              <w:kern w:val="2"/>
+              <w14:ligatures w14:val="standardContextual"/>
             </w:rPr>
           </w:pPr>
-          <w:hyperlink w:anchor="_Toc237651889" w:history="1">
+          <w:hyperlink w:anchor="_Toc238312575" w:history="1">
             <w:r>
               <w:rPr>
                 <w:rStyle w:val="Hyperlink"/>
@@ -1178,7 +1226,7 @@
               <w:rPr>
                 <w:noProof/>
               </w:rPr>
-              <w:instrText xml:space="preserve"> PAGEREF _Toc237651889 \h </w:instrText>
+              <w:instrText xml:space="preserve"> PAGEREF _Toc238312575 \h </w:instrText>
             </w:r>
             <w:r>
               <w:rPr>
@@ -1195,7 +1243,7 @@
               <w:rPr>
                 <w:noProof/>
               </w:rPr>
-              <w:t>1</w:t>
+              <w:t>7</w:t>
             </w:r>
             <w:r>
               <w:rPr>
@@ -1212,10 +1260,13 @@
               <w:tab w:val="right" w:leader="dot" w:pos="9016"/>
             </w:tabs>
             <w:rPr>
+              <w:rFonts w:asciiTheme="minorHAnsi" w:eastAsiaTheme="minorEastAsia" w:hAnsiTheme="minorHAnsi" w:cstheme="minorBidi"/>
               <w:noProof/>
+              <w:kern w:val="2"/>
+              <w14:ligatures w14:val="standardContextual"/>
             </w:rPr>
           </w:pPr>
-          <w:hyperlink w:anchor="_Toc237651890" w:history="1">
+          <w:hyperlink w:anchor="_Toc238312576" w:history="1">
             <w:r>
               <w:rPr>
                 <w:rStyle w:val="Hyperlink"/>
@@ -1239,7 +1290,7 @@
               <w:rPr>
                 <w:noProof/>
               </w:rPr>
-              <w:instrText xml:space="preserve"> PAGEREF _Toc237651890 \h </w:instrText>
+              <w:instrText xml:space="preserve"> PAGEREF _Toc238312576 \h </w:instrText>
             </w:r>
             <w:r>
               <w:rPr>
@@ -1256,7 +1307,7 @@
               <w:rPr>
                 <w:noProof/>
               </w:rPr>
-              <w:t>1</w:t>
+              <w:t>7</w:t>
             </w:r>
             <w:r>
               <w:rPr>
@@ -1273,10 +1324,13 @@
               <w:tab w:val="right" w:leader="dot" w:pos="9016"/>
             </w:tabs>
             <w:rPr>
+              <w:rFonts w:asciiTheme="minorHAnsi" w:eastAsiaTheme="minorEastAsia" w:hAnsiTheme="minorHAnsi" w:cstheme="minorBidi"/>
               <w:noProof/>
+              <w:kern w:val="2"/>
+              <w14:ligatures w14:val="standardContextual"/>
             </w:rPr>
           </w:pPr>
-          <w:hyperlink w:anchor="_Toc237651891" w:history="1">
+          <w:hyperlink w:anchor="_Toc238312577" w:history="1">
             <w:r>
               <w:rPr>
                 <w:rStyle w:val="Hyperlink"/>
@@ -1300,7 +1354,7 @@
               <w:rPr>
                 <w:noProof/>
               </w:rPr>
-              <w:instrText xml:space="preserve"> PAGEREF _Toc237651891 \h </w:instrText>
+              <w:instrText xml:space="preserve"> PAGEREF _Toc238312577 \h </w:instrText>
             </w:r>
             <w:r>
               <w:rPr>
@@ -1317,7 +1371,7 @@
               <w:rPr>
                 <w:noProof/>
               </w:rPr>
-              <w:t>1</w:t>
+              <w:t>8</w:t>
             </w:r>
             <w:r>
               <w:rPr>
@@ -1334,10 +1388,13 @@
               <w:tab w:val="right" w:leader="dot" w:pos="9016"/>
             </w:tabs>
             <w:rPr>
+              <w:rFonts w:asciiTheme="minorHAnsi" w:eastAsiaTheme="minorEastAsia" w:hAnsiTheme="minorHAnsi" w:cstheme="minorBidi"/>
               <w:noProof/>
+              <w:kern w:val="2"/>
+              <w14:ligatures w14:val="standardContextual"/>
             </w:rPr>
           </w:pPr>
-          <w:hyperlink w:anchor="_Toc237651892" w:history="1">
+          <w:hyperlink w:anchor="_Toc238312578" w:history="1">
             <w:r>
               <w:rPr>
                 <w:rStyle w:val="Hyperlink"/>
@@ -1361,7 +1418,7 @@
               <w:rPr>
                 <w:noProof/>
               </w:rPr>
-              <w:instrText xml:space="preserve"> PAGEREF _Toc237651892 \h </w:instrText>
+              <w:instrText xml:space="preserve"> PAGEREF _Toc238312578 \h </w:instrText>
             </w:r>
             <w:r>
               <w:rPr>
@@ -1378,7 +1435,7 @@
               <w:rPr>
                 <w:noProof/>
               </w:rPr>
-              <w:t>1</w:t>
+              <w:t>8</w:t>
             </w:r>
             <w:r>
               <w:rPr>
@@ -1395,10 +1452,13 @@
               <w:tab w:val="right" w:leader="dot" w:pos="9016"/>
             </w:tabs>
             <w:rPr>
+              <w:rFonts w:asciiTheme="minorHAnsi" w:eastAsiaTheme="minorEastAsia" w:hAnsiTheme="minorHAnsi" w:cstheme="minorBidi"/>
               <w:noProof/>
+              <w:kern w:val="2"/>
+              <w14:ligatures w14:val="standardContextual"/>
             </w:rPr>
           </w:pPr>
-          <w:hyperlink w:anchor="_Toc237651893" w:history="1">
+          <w:hyperlink w:anchor="_Toc238312579" w:history="1">
             <w:r>
               <w:rPr>
                 <w:rStyle w:val="Hyperlink"/>
@@ -1422,7 +1482,7 @@
               <w:rPr>
                 <w:noProof/>
               </w:rPr>
-              <w:instrText xml:space="preserve"> PAGEREF _Toc237651893 \h </w:instrText>
+              <w:instrText xml:space="preserve"> PAGEREF _Toc238312579 \h </w:instrText>
             </w:r>
             <w:r>
               <w:rPr>
@@ -1439,7 +1499,7 @@
               <w:rPr>
                 <w:noProof/>
               </w:rPr>
-              <w:t>1</w:t>
+              <w:t>9</w:t>
             </w:r>
             <w:r>
               <w:rPr>
@@ -1456,10 +1516,13 @@
               <w:tab w:val="right" w:leader="dot" w:pos="9016"/>
             </w:tabs>
             <w:rPr>
+              <w:rFonts w:asciiTheme="minorHAnsi" w:eastAsiaTheme="minorEastAsia" w:hAnsiTheme="minorHAnsi" w:cstheme="minorBidi"/>
               <w:noProof/>
+              <w:kern w:val="2"/>
+              <w14:ligatures w14:val="standardContextual"/>
             </w:rPr>
           </w:pPr>
-          <w:hyperlink w:anchor="_Toc237651894" w:history="1">
+          <w:hyperlink w:anchor="_Toc238312580" w:history="1">
             <w:r>
               <w:rPr>
                 <w:rStyle w:val="Hyperlink"/>
@@ -1483,7 +1546,7 @@
               <w:rPr>
                 <w:noProof/>
               </w:rPr>
-              <w:instrText xml:space="preserve"> PAGEREF _Toc237651894 \h </w:instrText>
+              <w:instrText xml:space="preserve"> PAGEREF _Toc238312580 \h </w:instrText>
             </w:r>
             <w:r>
               <w:rPr>
@@ -1500,7 +1563,7 @@
               <w:rPr>
                 <w:noProof/>
               </w:rPr>
-              <w:t>1</w:t>
+              <w:t>10</w:t>
             </w:r>
             <w:r>
               <w:rPr>
@@ -1517,10 +1580,13 @@
               <w:tab w:val="right" w:leader="dot" w:pos="9016"/>
             </w:tabs>
             <w:rPr>
+              <w:rFonts w:asciiTheme="minorHAnsi" w:eastAsiaTheme="minorEastAsia" w:hAnsiTheme="minorHAnsi" w:cstheme="minorBidi"/>
               <w:noProof/>
+              <w:kern w:val="2"/>
+              <w14:ligatures w14:val="standardContextual"/>
             </w:rPr>
           </w:pPr>
-          <w:hyperlink w:anchor="_Toc237651895" w:history="1">
+          <w:hyperlink w:anchor="_Toc238312581" w:history="1">
             <w:r>
               <w:rPr>
                 <w:rStyle w:val="Hyperlink"/>
@@ -1544,7 +1610,7 @@
               <w:rPr>
                 <w:noProof/>
               </w:rPr>
-              <w:instrText xml:space="preserve"> PAGEREF _Toc237651895 \h </w:instrText>
+              <w:instrText xml:space="preserve"> PAGEREF _Toc238312581 \h </w:instrText>
             </w:r>
             <w:r>
               <w:rPr>
@@ -1561,7 +1627,7 @@
               <w:rPr>
                 <w:noProof/>
               </w:rPr>
-              <w:t>1</w:t>
+              <w:t>10</w:t>
             </w:r>
             <w:r>
               <w:rPr>
@@ -1578,10 +1644,13 @@
               <w:tab w:val="right" w:leader="dot" w:pos="9016"/>
             </w:tabs>
             <w:rPr>
+              <w:rFonts w:asciiTheme="minorHAnsi" w:eastAsiaTheme="minorEastAsia" w:hAnsiTheme="minorHAnsi" w:cstheme="minorBidi"/>
               <w:noProof/>
+              <w:kern w:val="2"/>
+              <w14:ligatures w14:val="standardContextual"/>
             </w:rPr>
           </w:pPr>
-          <w:hyperlink w:anchor="_Toc237651896" w:history="1">
+          <w:hyperlink w:anchor="_Toc238312582" w:history="1">
             <w:r>
               <w:rPr>
                 <w:rStyle w:val="Hyperlink"/>
@@ -1605,7 +1674,7 @@
               <w:rPr>
                 <w:noProof/>
               </w:rPr>
-              <w:instrText xml:space="preserve"> PAGEREF _Toc237651896 \h </w:instrText>
+              <w:instrText xml:space="preserve"> PAGEREF _Toc238312582 \h </w:instrText>
             </w:r>
             <w:r>
               <w:rPr>
@@ -1622,7 +1691,7 @@
               <w:rPr>
                 <w:noProof/>
               </w:rPr>
-              <w:t>1</w:t>
+              <w:t>10</w:t>
             </w:r>
             <w:r>
               <w:rPr>
@@ -1639,10 +1708,13 @@
               <w:tab w:val="right" w:leader="dot" w:pos="9016"/>
             </w:tabs>
             <w:rPr>
+              <w:rFonts w:asciiTheme="minorHAnsi" w:eastAsiaTheme="minorEastAsia" w:hAnsiTheme="minorHAnsi" w:cstheme="minorBidi"/>
               <w:noProof/>
+              <w:kern w:val="2"/>
+              <w14:ligatures w14:val="standardContextual"/>
             </w:rPr>
           </w:pPr>
-          <w:hyperlink w:anchor="_Toc237651897" w:history="1">
+          <w:hyperlink w:anchor="_Toc238312583" w:history="1">
             <w:r>
               <w:rPr>
                 <w:rStyle w:val="Hyperlink"/>
@@ -1666,7 +1738,7 @@
               <w:rPr>
                 <w:noProof/>
               </w:rPr>
-              <w:instrText xml:space="preserve"> PAGEREF _Toc237651897 \h </w:instrText>
+              <w:instrText xml:space="preserve"> PAGEREF _Toc238312583 \h </w:instrText>
             </w:r>
             <w:r>
               <w:rPr>
@@ -1683,7 +1755,7 @@
               <w:rPr>
                 <w:noProof/>
               </w:rPr>
-              <w:t>1</w:t>
+              <w:t>11</w:t>
             </w:r>
             <w:r>
               <w:rPr>
@@ -1700,10 +1772,13 @@
               <w:tab w:val="right" w:leader="dot" w:pos="9016"/>
             </w:tabs>
             <w:rPr>
+              <w:rFonts w:asciiTheme="minorHAnsi" w:eastAsiaTheme="minorEastAsia" w:hAnsiTheme="minorHAnsi" w:cstheme="minorBidi"/>
               <w:noProof/>
+              <w:kern w:val="2"/>
+              <w14:ligatures w14:val="standardContextual"/>
             </w:rPr>
           </w:pPr>
-          <w:hyperlink w:anchor="_Toc237651898" w:history="1">
+          <w:hyperlink w:anchor="_Toc238312584" w:history="1">
             <w:r>
               <w:rPr>
                 <w:rStyle w:val="Hyperlink"/>
@@ -1727,7 +1802,7 @@
               <w:rPr>
                 <w:noProof/>
               </w:rPr>
-              <w:instrText xml:space="preserve"> PAGEREF _Toc237651898 \h </w:instrText>
+              <w:instrText xml:space="preserve"> PAGEREF _Toc238312584 \h </w:instrText>
             </w:r>
             <w:r>
               <w:rPr>
@@ -1744,7 +1819,7 @@
               <w:rPr>
                 <w:noProof/>
               </w:rPr>
-              <w:t>1</w:t>
+              <w:t>11</w:t>
             </w:r>
             <w:r>
               <w:rPr>
@@ -1761,10 +1836,13 @@
               <w:tab w:val="right" w:leader="dot" w:pos="9016"/>
             </w:tabs>
             <w:rPr>
+              <w:rFonts w:asciiTheme="minorHAnsi" w:eastAsiaTheme="minorEastAsia" w:hAnsiTheme="minorHAnsi" w:cstheme="minorBidi"/>
               <w:noProof/>
+              <w:kern w:val="2"/>
+              <w14:ligatures w14:val="standardContextual"/>
             </w:rPr>
           </w:pPr>
-          <w:hyperlink w:anchor="_Toc237651899" w:history="1">
+          <w:hyperlink w:anchor="_Toc238312585" w:history="1">
             <w:r>
               <w:rPr>
                 <w:rStyle w:val="Hyperlink"/>
@@ -1788,7 +1866,7 @@
               <w:rPr>
                 <w:noProof/>
               </w:rPr>
-              <w:instrText xml:space="preserve"> PAGEREF _Toc237651899 \h </w:instrText>
+              <w:instrText xml:space="preserve"> PAGEREF _Toc238312585 \h </w:instrText>
             </w:r>
             <w:r>
               <w:rPr>
@@ -1805,7 +1883,7 @@
               <w:rPr>
                 <w:noProof/>
               </w:rPr>
-              <w:t>1</w:t>
+              <w:t>11</w:t>
             </w:r>
             <w:r>
               <w:rPr>
@@ -1822,10 +1900,13 @@
               <w:tab w:val="right" w:leader="dot" w:pos="9016"/>
             </w:tabs>
             <w:rPr>
+              <w:rFonts w:asciiTheme="minorHAnsi" w:eastAsiaTheme="minorEastAsia" w:hAnsiTheme="minorHAnsi" w:cstheme="minorBidi"/>
               <w:noProof/>
+              <w:kern w:val="2"/>
+              <w14:ligatures w14:val="standardContextual"/>
             </w:rPr>
           </w:pPr>
-          <w:hyperlink w:anchor="_Toc237651900" w:history="1">
+          <w:hyperlink w:anchor="_Toc238312586" w:history="1">
             <w:r>
               <w:rPr>
                 <w:rStyle w:val="Hyperlink"/>
@@ -1849,7 +1930,7 @@
               <w:rPr>
                 <w:noProof/>
               </w:rPr>
-              <w:instrText xml:space="preserve"> PAGEREF _Toc237651900 \h </w:instrText>
+              <w:instrText xml:space="preserve"> PAGEREF _Toc238312586 \h </w:instrText>
             </w:r>
             <w:r>
               <w:rPr>
@@ -1866,7 +1947,7 @@
               <w:rPr>
                 <w:noProof/>
               </w:rPr>
-              <w:t>1</w:t>
+              <w:t>12</w:t>
             </w:r>
             <w:r>
               <w:rPr>
@@ -1883,10 +1964,13 @@
               <w:tab w:val="right" w:leader="dot" w:pos="9016"/>
             </w:tabs>
             <w:rPr>
+              <w:rFonts w:asciiTheme="minorHAnsi" w:eastAsiaTheme="minorEastAsia" w:hAnsiTheme="minorHAnsi" w:cstheme="minorBidi"/>
               <w:noProof/>
+              <w:kern w:val="2"/>
+              <w14:ligatures w14:val="standardContextual"/>
             </w:rPr>
           </w:pPr>
-          <w:hyperlink w:anchor="_Toc237651901" w:history="1">
+          <w:hyperlink w:anchor="_Toc238312587" w:history="1">
             <w:r>
               <w:rPr>
                 <w:rStyle w:val="Hyperlink"/>
@@ -1910,7 +1994,7 @@
               <w:rPr>
                 <w:noProof/>
               </w:rPr>
-              <w:instrText xml:space="preserve"> PAGEREF _Toc237651901 \h </w:instrText>
+              <w:instrText xml:space="preserve"> PAGEREF _Toc238312587 \h </w:instrText>
             </w:r>
             <w:r>
               <w:rPr>
@@ -1927,7 +2011,7 @@
               <w:rPr>
                 <w:noProof/>
               </w:rPr>
-              <w:t>1</w:t>
+              <w:t>12</w:t>
             </w:r>
             <w:r>
               <w:rPr>
@@ -1944,10 +2028,13 @@
               <w:tab w:val="right" w:leader="dot" w:pos="9016"/>
             </w:tabs>
             <w:rPr>
+              <w:rFonts w:asciiTheme="minorHAnsi" w:eastAsiaTheme="minorEastAsia" w:hAnsiTheme="minorHAnsi" w:cstheme="minorBidi"/>
               <w:noProof/>
+              <w:kern w:val="2"/>
+              <w14:ligatures w14:val="standardContextual"/>
             </w:rPr>
           </w:pPr>
-          <w:hyperlink w:anchor="_Toc237651902" w:history="1">
+          <w:hyperlink w:anchor="_Toc238312588" w:history="1">
             <w:r>
               <w:rPr>
                 <w:rStyle w:val="Hyperlink"/>
@@ -1971,7 +2058,7 @@
               <w:rPr>
                 <w:noProof/>
               </w:rPr>
-              <w:instrText xml:space="preserve"> PAGEREF _Toc237651902 \h </w:instrText>
+              <w:instrText xml:space="preserve"> PAGEREF _Toc238312588 \h </w:instrText>
             </w:r>
             <w:r>
               <w:rPr>
@@ -1988,7 +2075,7 @@
               <w:rPr>
                 <w:noProof/>
               </w:rPr>
-              <w:t>1</w:t>
+              <w:t>13</w:t>
             </w:r>
             <w:r>
               <w:rPr>
@@ -2015,7 +2102,7 @@
         <w:pStyle w:val="Heading1"/>
         <w:spacing w:before="400" w:after="200"/>
       </w:pPr>
-      <w:bookmarkStart w:id="1" w:name="_Toc237651878"/>
+      <w:bookmarkStart w:id="1" w:name="_Toc238312564"/>
       <w:r>
         <w:lastRenderedPageBreak/>
         <w:t>1. Introduction and Audience</w:t>
@@ -2027,7 +2114,7 @@
         <w:spacing w:after="200" w:line="276" w:lineRule="auto"/>
       </w:pPr>
       <w:r>
-        <w:t>This guide is written for a developer picking up the FlowGrid codebase after delivery: continuing the PPO agent's development, retraining it, adding a new baseline, or extending the evaluation tooling. It assumes working familiarity with Python, Git, and reinforcement learning terminology (state, action, reward, policy), and focuses on how this specific codebase is organized and why, rather than teaching RL from first principles. For MDP formulation, reward design, and algorithm choice in full technical depth, see PROJECT_OVERVIEW.md at the project root; this guide focuses on the code and workflow around that design, not the design itself.</w:t>
+        <w:t>This guide is written for a developer picking up the FlowGrid codebase after delivery: continuing the PPO agent's development, retraining it, adding a new baseline, or extending the evaluation tooling. It assumes working familiarity with Python, Git, and reinforcement learning terminology (state, action, reward, policy), and focuses on how this specific codebase is organized and why, rather than teaching RL from first principles. For MDP formulation, reward design, and algorithm choice in full technical depth, see PROJECT_OVERVIEW.md at the project root. This guide focuses on the code and workflow around that design, not the design itself.</w:t>
       </w:r>
     </w:p>
     <w:p>
@@ -2035,7 +2122,7 @@
         <w:pStyle w:val="Heading1"/>
         <w:spacing w:before="400" w:after="200"/>
       </w:pPr>
-      <w:bookmarkStart w:id="2" w:name="_Toc237651879"/>
+      <w:bookmarkStart w:id="2" w:name="_Toc238312565"/>
       <w:r>
         <w:t>2. System Architecture Overview</w:t>
       </w:r>
@@ -2072,7 +2159,7 @@
         <w:spacing w:after="120" w:line="276" w:lineRule="auto"/>
       </w:pPr>
       <w:r>
-        <w:t>Agents: two independently developed reinforcement learning agents, PPO_Agent (final, submitted, at the project root) and DQN_Agent (original, superseded, archived under Old_Versions/), each with its own environment wrapper, training script, and trained model files. They are not two modules of one system; they are two separate, self contained implementations that happen to target the same simulated intersection.</w:t>
+        <w:t>Agents: two independently developed reinforcement learning agents, PPO_Agent (final, submitted, at the project root) and DQN_Agent (original, superseded, archived under Old_Versions/), each with its own environment wrapper, training script, and trained model files. They are not two modules of one system. They are two separate, self contained implementations that happen to target the same simulated intersection.</w:t>
       </w:r>
     </w:p>
     <w:p>
@@ -2093,7 +2180,7 @@
         <w:spacing w:after="200" w:line="276" w:lineRule="auto"/>
       </w:pPr>
       <w:r>
-        <w:t>Data flows one direction through this stack: a trained model (.zip + matching vec_normalize .pkl for PPO; a .pth policy file for DQN) is loaded by an evaluation script, which drives the SUMO environment for one or more seeded episodes, and reports total waiting time and related metrics. Every comparison and analysis tool in the project is built on top of this same primitive, evaluate one model, on one seed, in one scenario, and get a number back.</w:t>
+        <w:t>Data flows one direction through this stack: a trained model (.zip + matching vec_normalize .pkl for PPO. A .pth policy file for DQN) is loaded by an evaluation script, which drives the SUMO environment for one or more seeded episodes, and reports total waiting time and related metrics. Every comparison and analysis tool in the project is built on top of this same primitive, evaluate one model, on one seed, in one scenario, and get a number back.</w:t>
       </w:r>
     </w:p>
     <w:p>
@@ -2107,10 +2194,10 @@
         </w:rPr>
         <w:lastRenderedPageBreak/>
         <w:drawing>
-          <wp:inline distT="0" distB="0" distL="0" distR="0" wp14:anchorId="49F54126" wp14:editId="60D12891">
+          <wp:inline distT="0" distB="0" distL="0" distR="0" wp14:anchorId="46812FE8" wp14:editId="6517ABA6">
             <wp:extent cx="5334000" cy="2733675"/>
             <wp:effectExtent l="0" t="0" r="0" b="0"/>
-            <wp:docPr id="1561574736" name="Picture 1561574736"/>
+            <wp:docPr id="1343126577" name="Picture 1343126577"/>
             <wp:cNvGraphicFramePr>
               <a:graphicFrameLocks xmlns:a="http://schemas.openxmlformats.org/drawingml/2006/main" noChangeAspect="1"/>
             </wp:cNvGraphicFramePr>
@@ -2157,7 +2244,7 @@
           <w:sz w:val="20"/>
           <w:szCs w:val="20"/>
         </w:rPr>
-        <w:t>Figure 1: the training and simulation core (PPO_Agent/scripts/train_V8.py + sumo_rl_env_V8.py). SubprocVecEnv runs ten parallel SUMO instances; VecNormalize tracks running observation statistics; the SwitchOrKeepWrapper is the actual translation layer between raw SUMO state and the agent's 21 dimensional observation, and between the agent's action and SUMO's TraCI control commands.</w:t>
+        <w:t>Figure 1: the training and simulation core (PPO_Agent/scripts/train_V8.py + sumo_rl_env_V8.py). SubprocVecEnv runs ten parallel SUMO instances. VecNormalize tracks running observation statistics. The SwitchOrKeepWrapper is the actual translation layer between raw SUMO state and the agent's 21 dimensional observation, and between the agent's action and SUMO's TraCI control commands.</w:t>
       </w:r>
     </w:p>
     <w:p>
@@ -2170,10 +2257,10 @@
           <w:noProof/>
         </w:rPr>
         <w:drawing>
-          <wp:inline distT="0" distB="0" distL="0" distR="0" wp14:anchorId="530E33BE" wp14:editId="62E3DD88">
+          <wp:inline distT="0" distB="0" distL="0" distR="0" wp14:anchorId="5820ED60" wp14:editId="023F4F33">
             <wp:extent cx="4762500" cy="3190875"/>
             <wp:effectExtent l="0" t="0" r="0" b="0"/>
-            <wp:docPr id="1762189391" name="Picture 1762189391"/>
+            <wp:docPr id="1483035956" name="Picture 1483035956"/>
             <wp:cNvGraphicFramePr>
               <a:graphicFrameLocks xmlns:a="http://schemas.openxmlformats.org/drawingml/2006/main" noChangeAspect="1"/>
             </wp:cNvGraphicFramePr>
@@ -2220,7 +2307,7 @@
           <w:sz w:val="20"/>
           <w:szCs w:val="20"/>
         </w:rPr>
-        <w:t>Figure 2: the evaluation and comparison layer built around that same core, evaluate_models.py driving scored episodes on demand, and the FastAPI comparison_web app (comparison_core.py) exposing that to a browser. This is the layer described in the Tooling bullet above; the Evaluation Engine and Comparison Web App boxes here correspond directly to evaluate_models.py and comparison_web/server.py in the repository.</w:t>
+        <w:t>Figure 2: the evaluation and comparison layer built around that same core, evaluate_models.py driving scored episodes on demand, and the FastAPI comparison_web app (comparison_core.py) exposing that to a browser. This is the layer described in the Tooling bullet above. The Evaluation Engine and Comparison Web App boxes here correspond directly to evaluate_models.py and comparison_web/server.py in the repository.</w:t>
       </w:r>
     </w:p>
     <w:p>
@@ -2228,7 +2315,7 @@
         <w:pStyle w:val="Heading1"/>
         <w:spacing w:before="400" w:after="200"/>
       </w:pPr>
-      <w:bookmarkStart w:id="3" w:name="_Toc237651880"/>
+      <w:bookmarkStart w:id="3" w:name="_Toc238312566"/>
       <w:r>
         <w:t>3. Repository Structure</w:t>
       </w:r>
@@ -2249,19 +2336,13 @@
           <w:left w:w="10" w:type="dxa"/>
           <w:right w:w="10" w:type="dxa"/>
         </w:tblCellMar>
-        <w:tblLook w:val="0000" w:firstRow="0" w:lastRow="0" w:firstColumn="0" w:lastColumn="0" w:noHBand="0" w:noVBand="0"/>
+        <w:tblLook w:val="04A0" w:firstRow="1" w:lastRow="0" w:firstColumn="1" w:lastColumn="0" w:noHBand="0" w:noVBand="1"/>
       </w:tblPr>
       <w:tblGrid>
         <w:gridCol w:w="2400"/>
         <w:gridCol w:w="6600"/>
       </w:tblGrid>
       <w:tr>
-        <w:tblPrEx>
-          <w:tblCellMar>
-            <w:top w:w="0" w:type="dxa"/>
-            <w:bottom w:w="0" w:type="dxa"/>
-          </w:tblCellMar>
-        </w:tblPrEx>
         <w:trPr>
           <w:tblHeader/>
         </w:trPr>
@@ -2304,12 +2385,6 @@
         </w:tc>
       </w:tr>
       <w:tr>
-        <w:tblPrEx>
-          <w:tblCellMar>
-            <w:top w:w="0" w:type="dxa"/>
-            <w:bottom w:w="0" w:type="dxa"/>
-          </w:tblCellMar>
-        </w:tblPrEx>
         <w:tc>
           <w:tcPr>
             <w:tcW w:w="2400" w:type="dxa"/>
@@ -2334,18 +2409,12 @@
                 <w:sz w:val="20"/>
                 <w:szCs w:val="20"/>
               </w:rPr>
-              <w:t>The one current, submitted agent (V8), at the project root. run_web.bat launches its comparison app directly; scripts/ has every runnable tool; models/ and checkpoints/ the trained weights; results/ every evaluation run performed against it; docs/ agent specific reference material.</w:t>
+              <w:t>The one current, submitted agent (V8), at the project root. run_web.bat launches its comparison app directly. Scripts/ has every runnable tool. Models/ and checkpoints/ the trained weights. Results/ every evaluation run performed against it. Docs/ agent specific reference material.</w:t>
             </w:r>
           </w:p>
         </w:tc>
       </w:tr>
       <w:tr>
-        <w:tblPrEx>
-          <w:tblCellMar>
-            <w:top w:w="0" w:type="dxa"/>
-            <w:bottom w:w="0" w:type="dxa"/>
-          </w:tblCellMar>
-        </w:tblPrEx>
         <w:tc>
           <w:tcPr>
             <w:tcW w:w="2400" w:type="dxa"/>
@@ -2376,12 +2445,6 @@
         </w:tc>
       </w:tr>
       <w:tr>
-        <w:tblPrEx>
-          <w:tblCellMar>
-            <w:top w:w="0" w:type="dxa"/>
-            <w:bottom w:w="0" w:type="dxa"/>
-          </w:tblCellMar>
-        </w:tblPrEx>
         <w:tc>
           <w:tcPr>
             <w:tcW w:w="2400" w:type="dxa"/>
@@ -2412,12 +2475,6 @@
         </w:tc>
       </w:tr>
       <w:tr>
-        <w:tblPrEx>
-          <w:tblCellMar>
-            <w:top w:w="0" w:type="dxa"/>
-            <w:bottom w:w="0" w:type="dxa"/>
-          </w:tblCellMar>
-        </w:tblPrEx>
         <w:tc>
           <w:tcPr>
             <w:tcW w:w="2400" w:type="dxa"/>
@@ -2448,12 +2505,6 @@
         </w:tc>
       </w:tr>
       <w:tr>
-        <w:tblPrEx>
-          <w:tblCellMar>
-            <w:top w:w="0" w:type="dxa"/>
-            <w:bottom w:w="0" w:type="dxa"/>
-          </w:tblCellMar>
-        </w:tblPrEx>
         <w:tc>
           <w:tcPr>
             <w:tcW w:w="2400" w:type="dxa"/>
@@ -2484,12 +2535,6 @@
         </w:tc>
       </w:tr>
       <w:tr>
-        <w:tblPrEx>
-          <w:tblCellMar>
-            <w:top w:w="0" w:type="dxa"/>
-            <w:bottom w:w="0" w:type="dxa"/>
-          </w:tblCellMar>
-        </w:tblPrEx>
         <w:tc>
           <w:tcPr>
             <w:tcW w:w="2400" w:type="dxa"/>
@@ -2520,12 +2565,6 @@
         </w:tc>
       </w:tr>
       <w:tr>
-        <w:tblPrEx>
-          <w:tblCellMar>
-            <w:top w:w="0" w:type="dxa"/>
-            <w:bottom w:w="0" w:type="dxa"/>
-          </w:tblCellMar>
-        </w:tblPrEx>
         <w:tc>
           <w:tcPr>
             <w:tcW w:w="2400" w:type="dxa"/>
@@ -2561,7 +2600,7 @@
         <w:pStyle w:val="Heading1"/>
         <w:spacing w:before="400" w:after="200"/>
       </w:pPr>
-      <w:bookmarkStart w:id="4" w:name="_Toc237651881"/>
+      <w:bookmarkStart w:id="4" w:name="_Toc238312567"/>
       <w:r>
         <w:t>4. Environment Setup for Development</w:t>
       </w:r>
@@ -2572,7 +2611,7 @@
         <w:pStyle w:val="Heading2"/>
         <w:spacing w:before="300" w:after="150"/>
       </w:pPr>
-      <w:bookmarkStart w:id="5" w:name="_Toc237651882"/>
+      <w:bookmarkStart w:id="5" w:name="_Toc238312568"/>
       <w:r>
         <w:t>4.1 Required Environment</w:t>
       </w:r>
@@ -2614,7 +2653,7 @@
         <w:spacing w:after="120" w:line="276" w:lineRule="auto"/>
       </w:pPr>
       <w:r>
-        <w:t>A multi core CPU: training and full evaluation sweeps run ten parallel simulation instances by default (SubprocVecEnv during training; ProcessPoolExecutor during evaluation).</w:t>
+        <w:t>A multi core CPU: training and full evaluation sweeps run ten parallel simulation instances by default (SubprocVecEnv during training. ProcessPoolExecutor during evaluation).</w:t>
       </w:r>
     </w:p>
     <w:p>
@@ -2622,7 +2661,7 @@
         <w:pStyle w:val="Heading2"/>
         <w:spacing w:before="300" w:after="150"/>
       </w:pPr>
-      <w:bookmarkStart w:id="6" w:name="_Toc237651883"/>
+      <w:bookmarkStart w:id="6" w:name="_Toc238312569"/>
       <w:r>
         <w:t>4.2 Project Specific Installation</w:t>
       </w:r>
@@ -2633,7 +2672,7 @@
         <w:spacing w:after="200" w:line="276" w:lineRule="auto"/>
       </w:pPr>
       <w:r>
-        <w:t>Clone the repository, then install Python dependencies into a virtual environment. No project specific installation step beyond this is required; the environment and training scripts locate the SUMO network and route files via paths defined in the code, all anchored at the project root (SharedData/).</w:t>
+        <w:t>Clone the repository, then install Python dependencies into a virtual environment. No project specific installation step beyond this is required. The environment and training scripts locate the SUMO network and route files via paths defined in the code, all anchored at the project root (SharedData/).</w:t>
       </w:r>
     </w:p>
     <w:p>
@@ -2641,7 +2680,7 @@
         <w:pStyle w:val="Heading1"/>
         <w:spacing w:before="400" w:after="200"/>
       </w:pPr>
-      <w:bookmarkStart w:id="7" w:name="_Toc237651884"/>
+      <w:bookmarkStart w:id="7" w:name="_Toc238312570"/>
       <w:r>
         <w:t>5. The PPO Agent (V8), Code Walkthrough</w:t>
       </w:r>
@@ -2664,7 +2703,7 @@
         <w:pStyle w:val="Heading2"/>
         <w:spacing w:before="300" w:after="150"/>
       </w:pPr>
-      <w:bookmarkStart w:id="8" w:name="_Toc237651885"/>
+      <w:bookmarkStart w:id="8" w:name="_Toc238312571"/>
       <w:r>
         <w:t>5.1 Environment: sumo_rl_env_V8.py</w:t>
       </w:r>
@@ -2683,7 +2722,7 @@
         <w:pStyle w:val="Heading2"/>
         <w:spacing w:before="300" w:after="150"/>
       </w:pPr>
-      <w:bookmarkStart w:id="9" w:name="_Toc237651886"/>
+      <w:bookmarkStart w:id="9" w:name="_Toc238312572"/>
       <w:r>
         <w:t>5.2 Training: train_V8.py</w:t>
       </w:r>
@@ -2708,7 +2747,7 @@
         <w:spacing w:after="200" w:line="276" w:lineRule="auto"/>
       </w:pPr>
       <w:r>
-        <w:t>Builds a MaskablePPO agent (sb3-contrib) over ten parallel SUMO environments (SubprocVecEnv + VecNormalize), with a learning rate that decays linearly from 0.0003 down to 0 across the full run, and a constant entropy coefficient. Automatically resumes from the latest checkpoint in PPO_Agent/checkpoints/ if one exists; use the fresh flag shown below to force a clean run instead. Saves a checkpoint every 100k steps by default, each with its matching VecNormalize statistics, since resuming or evaluating a checkpoint without its matching stats silently corrupts the observation distribution.</w:t>
+        <w:t>Builds a MaskablePPO agent (sb3-contrib) over ten parallel SUMO environments (SubprocVecEnv + VecNormalize), with a learning rate that decays linearly from 0.0003 down to 0 across the full run, and a constant entropy coefficient. Automatically resumes from the latest checkpoint in PPO_Agent/checkpoints/ if one exists. Use the fresh flag shown below to force a clean run instead. Saves a checkpoint every 100k steps by default, each with its matching VecNormalize statistics, since resuming or evaluating a checkpoint without its matching stats silently corrupts the observation distribution.</w:t>
       </w:r>
     </w:p>
     <w:p>
@@ -2727,16 +2766,18 @@
     </w:p>
     <w:p>
       <w:pPr>
-        <w:shd w:val="clear" w:color="auto" w:fill="FDEDED"/>
+        <w:shd w:val="clear" w:color="auto" w:fill="F5F5F5"/>
         <w:spacing w:before="100" w:after="200"/>
       </w:pPr>
       <w:r>
         <w:rPr>
           <w:b/>
           <w:bCs/>
-          <w:color w:val="8A1F1F"/>
         </w:rPr>
-        <w:t>Caution: Never resume training after changing the reward function or observation definition. Load the old checkpoint, keep the old environment definition, or start fresh from random initialization. Never mix an old checkpoint with a changed environment. This produced a full, unrecoverable policy collapse once during this project (documented in the book, Section 2.6, the V3.3 incident).</w:t>
+        <w:t xml:space="preserve">Pay attention: </w:t>
+      </w:r>
+      <w:r>
+        <w:t>Never resume training after changing the reward function or observation definition. Either load the old checkpoint and keep its original environment definition unchanged, or start fresh from random initialization. Never mix an old checkpoint with a changed environment. This produced a full, unrecoverable policy collapse once during this project (documented in the book, Section 7.2, the V3.3 incident).</w:t>
       </w:r>
     </w:p>
     <w:p>
@@ -2744,7 +2785,7 @@
         <w:pStyle w:val="Heading2"/>
         <w:spacing w:before="300" w:after="150"/>
       </w:pPr>
-      <w:bookmarkStart w:id="10" w:name="_Toc237651887"/>
+      <w:bookmarkStart w:id="10" w:name="_Toc238312573"/>
       <w:r>
         <w:t>5.3 Evaluation: evaluate_V8.py and evaluate_models.py</w:t>
       </w:r>
@@ -2800,7 +2841,7 @@
         <w:pStyle w:val="Heading2"/>
         <w:spacing w:before="300" w:after="150"/>
       </w:pPr>
-      <w:bookmarkStart w:id="11" w:name="_Toc237651888"/>
+      <w:bookmarkStart w:id="11" w:name="_Toc238312574"/>
       <w:r>
         <w:t>5.4 Comparison Tools: comparison_core.py, comparison_web/</w:t>
       </w:r>
@@ -2811,7 +2852,7 @@
         <w:spacing w:after="200" w:line="276" w:lineRule="auto"/>
       </w:pPr>
       <w:r>
-        <w:t>comparison_core.py is UI agnostic: it owns the model registry (model_registry.json), task building (build_tasks), and the actual comparison run (run_comparison, which drives a ProcessPoolExecutor and reports progress via any object with a .put(msg) method). comparison_web/server.py (FastAPI, serving comparison_web/static/) imports this module directly rather than duplicating its logic; the web app's own JobState satisfies the .put() interface run_comparison expects. The frontend (comparison_web/static/) is plain HTML/CSS/JS, no framework or build step, and includes a floating step by step guided tour (tour.js) that auto starts on every page load, reusing the static help text already written under each field so wording is never duplicated.</w:t>
+        <w:t>comparison_core.py is UI agnostic: it owns the model registry (model_registry.json), task building (build_tasks), and the actual comparison run (run_comparison, which drives a ProcessPoolExecutor and reports progress via any object with a .put(msg) method). comparison_web/server.py (FastAPI, serving comparison_web/static/) imports this module directly rather than duplicating its logic. The web app's own JobState satisfies the .put() interface run_comparison expects. The frontend (comparison_web/static/) is plain HTML/CSS/JS, no framework or build step, and includes a floating step by step guided tour (tour.js) that auto starts on every page load, reusing the static help text already written under each field so wording is never duplicated.</w:t>
       </w:r>
     </w:p>
     <w:p>
@@ -2819,7 +2860,7 @@
         <w:pStyle w:val="Heading2"/>
         <w:spacing w:before="300" w:after="150"/>
       </w:pPr>
-      <w:bookmarkStart w:id="12" w:name="_Toc237651889"/>
+      <w:bookmarkStart w:id="12" w:name="_Toc238312575"/>
       <w:r>
         <w:t>5.5 Sweep and Analysis Tools</w:t>
       </w:r>
@@ -2840,19 +2881,13 @@
           <w:left w:w="10" w:type="dxa"/>
           <w:right w:w="10" w:type="dxa"/>
         </w:tblCellMar>
-        <w:tblLook w:val="0000" w:firstRow="0" w:lastRow="0" w:firstColumn="0" w:lastColumn="0" w:noHBand="0" w:noVBand="0"/>
+        <w:tblLook w:val="04A0" w:firstRow="1" w:lastRow="0" w:firstColumn="1" w:lastColumn="0" w:noHBand="0" w:noVBand="1"/>
       </w:tblPr>
       <w:tblGrid>
         <w:gridCol w:w="3118"/>
         <w:gridCol w:w="5882"/>
       </w:tblGrid>
       <w:tr>
-        <w:tblPrEx>
-          <w:tblCellMar>
-            <w:top w:w="0" w:type="dxa"/>
-            <w:bottom w:w="0" w:type="dxa"/>
-          </w:tblCellMar>
-        </w:tblPrEx>
         <w:trPr>
           <w:tblHeader/>
         </w:trPr>
@@ -2894,12 +2929,6 @@
         </w:tc>
       </w:tr>
       <w:tr>
-        <w:tblPrEx>
-          <w:tblCellMar>
-            <w:top w:w="0" w:type="dxa"/>
-            <w:bottom w:w="0" w:type="dxa"/>
-          </w:tblCellMar>
-        </w:tblPrEx>
         <w:tc>
           <w:tcPr>
             <w:tcW w:w="3000" w:type="dxa"/>
@@ -2930,12 +2959,6 @@
         </w:tc>
       </w:tr>
       <w:tr>
-        <w:tblPrEx>
-          <w:tblCellMar>
-            <w:top w:w="0" w:type="dxa"/>
-            <w:bottom w:w="0" w:type="dxa"/>
-          </w:tblCellMar>
-        </w:tblPrEx>
         <w:tc>
           <w:tcPr>
             <w:tcW w:w="3000" w:type="dxa"/>
@@ -2966,12 +2989,6 @@
         </w:tc>
       </w:tr>
       <w:tr>
-        <w:tblPrEx>
-          <w:tblCellMar>
-            <w:top w:w="0" w:type="dxa"/>
-            <w:bottom w:w="0" w:type="dxa"/>
-          </w:tblCellMar>
-        </w:tblPrEx>
         <w:tc>
           <w:tcPr>
             <w:tcW w:w="3000" w:type="dxa"/>
@@ -3002,12 +3019,6 @@
         </w:tc>
       </w:tr>
       <w:tr>
-        <w:tblPrEx>
-          <w:tblCellMar>
-            <w:top w:w="0" w:type="dxa"/>
-            <w:bottom w:w="0" w:type="dxa"/>
-          </w:tblCellMar>
-        </w:tblPrEx>
         <w:tc>
           <w:tcPr>
             <w:tcW w:w="3000" w:type="dxa"/>
@@ -3038,12 +3049,6 @@
         </w:tc>
       </w:tr>
       <w:tr>
-        <w:tblPrEx>
-          <w:tblCellMar>
-            <w:top w:w="0" w:type="dxa"/>
-            <w:bottom w:w="0" w:type="dxa"/>
-          </w:tblCellMar>
-        </w:tblPrEx>
         <w:tc>
           <w:tcPr>
             <w:tcW w:w="3000" w:type="dxa"/>
@@ -3101,7 +3106,7 @@
         <w:pStyle w:val="Heading1"/>
         <w:spacing w:before="400" w:after="200"/>
       </w:pPr>
-      <w:bookmarkStart w:id="13" w:name="_Toc237651890"/>
+      <w:bookmarkStart w:id="13" w:name="_Toc238312576"/>
       <w:r>
         <w:t>6. FlowGrid_Web, a Second, Independent Product</w:t>
       </w:r>
@@ -3112,11 +3117,11 @@
         <w:spacing w:after="200" w:line="276" w:lineRule="auto"/>
       </w:pPr>
       <w:r>
-        <w:t xml:space="preserve">FlowGrid_Web/ is a separate React/Vite SaaS style dashboard, added in this phase alongside the original comparison_web/ app. It is deliberately a separate product, not a new view bolted onto the developer facing comparison tool: comparison_web/ is a developer only tool for comparing checkpoints; FlowGrid_Web is the customer facing product, meant to </w:t>
+        <w:t xml:space="preserve">FlowGrid_Web/ is a separate React/Vite SaaS style dashboard, added in this phase alongside the original comparison_web/ app. It is deliberately a separate product, not a new view bolted onto the developer facing comparison tool: comparison_web/ is a developer only tool for comparing checkpoints. FlowGrid_Web is the customer facing product, meant to </w:t>
       </w:r>
       <w:r>
         <w:lastRenderedPageBreak/>
-        <w:t>demonstrate what a deployed traffic operations dashboard could look like. Consequently it has its own backend, FlowGrid_Web/backend/server.py, a second FastAPI app running on its own port (8001), entirely separate from comparison_web/server.py (port 8000). The two servers share no code by reference to each other; they both import the same underlying comparison_core.py and evaluate_models.py modules as shared library code, the same way any two independent applications might share a common engine.</w:t>
+        <w:t>demonstrate what a deployed traffic operations dashboard could look like. Consequently it has its own backend, FlowGrid_Web/backend/server.py, a second FastAPI app running on its own port (8001), entirely separate from comparison_web/server.py (port 8000). The two servers share no code by reference to each other. They both import the same underlying comparison_core.py and evaluate_models.py modules as shared library code, the same way any two independent applications might share a common engine.</w:t>
       </w:r>
     </w:p>
     <w:p>
@@ -3132,7 +3137,7 @@
         <w:pStyle w:val="Heading2"/>
         <w:spacing w:before="300" w:after="150"/>
       </w:pPr>
-      <w:bookmarkStart w:id="14" w:name="_Toc237651891"/>
+      <w:bookmarkStart w:id="14" w:name="_Toc238312577"/>
       <w:r>
         <w:t>6.1 FlowGrid_Web's Own Backend (FlowGrid_Web/backend/server.py)</w:t>
       </w:r>
@@ -3153,19 +3158,13 @@
           <w:left w:w="10" w:type="dxa"/>
           <w:right w:w="10" w:type="dxa"/>
         </w:tblCellMar>
-        <w:tblLook w:val="0000" w:firstRow="0" w:lastRow="0" w:firstColumn="0" w:lastColumn="0" w:noHBand="0" w:noVBand="0"/>
+        <w:tblLook w:val="04A0" w:firstRow="1" w:lastRow="0" w:firstColumn="1" w:lastColumn="0" w:noHBand="0" w:noVBand="1"/>
       </w:tblPr>
       <w:tblGrid>
         <w:gridCol w:w="3000"/>
         <w:gridCol w:w="6000"/>
       </w:tblGrid>
       <w:tr>
-        <w:tblPrEx>
-          <w:tblCellMar>
-            <w:top w:w="0" w:type="dxa"/>
-            <w:bottom w:w="0" w:type="dxa"/>
-          </w:tblCellMar>
-        </w:tblPrEx>
         <w:trPr>
           <w:tblHeader/>
         </w:trPr>
@@ -3207,12 +3206,6 @@
         </w:tc>
       </w:tr>
       <w:tr>
-        <w:tblPrEx>
-          <w:tblCellMar>
-            <w:top w:w="0" w:type="dxa"/>
-            <w:bottom w:w="0" w:type="dxa"/>
-          </w:tblCellMar>
-        </w:tblPrEx>
         <w:tc>
           <w:tcPr>
             <w:tcW w:w="3000" w:type="dxa"/>
@@ -3243,12 +3236,6 @@
         </w:tc>
       </w:tr>
       <w:tr>
-        <w:tblPrEx>
-          <w:tblCellMar>
-            <w:top w:w="0" w:type="dxa"/>
-            <w:bottom w:w="0" w:type="dxa"/>
-          </w:tblCellMar>
-        </w:tblPrEx>
         <w:tc>
           <w:tcPr>
             <w:tcW w:w="3000" w:type="dxa"/>
@@ -3289,16 +3276,18 @@
     </w:p>
     <w:p>
       <w:pPr>
-        <w:shd w:val="clear" w:color="auto" w:fill="FDEDED"/>
+        <w:shd w:val="clear" w:color="auto" w:fill="F5F5F5"/>
         <w:spacing w:before="100" w:after="200"/>
       </w:pPr>
       <w:r>
         <w:rPr>
           <w:b/>
           <w:bCs/>
-          <w:color w:val="8A1F1F"/>
         </w:rPr>
-        <w:t>Caution: CORSMiddleware here allows all four of 127.0.0.1/localhost times 5173/8001, not just the Vite dev origin. Once this same server also serves the built frontend (Section 6.4), the page can be loaded as either http://127.0.0.1:8001 or http://localhost:8001, and the frontend's fetch() calls are hardcoded to http://127.0.0.1:8001; if the page happened to load via the "localhost" hostname, that pairing is a different origin to the browser even though it is the same machine and the same port, and the preflight OPTIONS request fails with 400 unless that exact origin is also allowed. Missing this is an easy way to reintroduce a "why does Run Agent silently fail" bug.</w:t>
+        <w:t xml:space="preserve">Pay attention: </w:t>
+      </w:r>
+      <w:r>
+        <w:t>The list of allowed addresses in this file must not be shortened. A browser treats http://127.0.0.1:8001 and http://localhost:8001 as two different websites, even though both are this same computer on this same port. The dashboard always calls the backend at 127.0.0.1, so if the page itself was opened using the name localhost instead, the browser quietly blocks that call and the Run Agent button does nothing at all, with no error message shown anywhere. All four combinations of the two names and the two ports are listed here for exactly that reason. Removing any of them brings the problem back.</w:t>
       </w:r>
     </w:p>
     <w:p>
@@ -3306,7 +3295,7 @@
         <w:pStyle w:val="Heading2"/>
         <w:spacing w:before="300" w:after="150"/>
       </w:pPr>
-      <w:bookmarkStart w:id="15" w:name="_Toc237651892"/>
+      <w:bookmarkStart w:id="15" w:name="_Toc238312578"/>
       <w:r>
         <w:t>6.2 Publishing Live State (evaluate_models.py, shared by both servers)</w:t>
       </w:r>
@@ -3321,7 +3310,7 @@
       </w:r>
       <w:r>
         <w:lastRenderedPageBreak/>
-        <w:t>unaffected; only FlowGrid_Web's backend passes a real live_state. Inside the per step loop, _publish_live_state(ts, live_state, step_count, total_queued) does three things every step:</w:t>
+        <w:t>unaffected. Only FlowGrid_Web's backend passes a real live_state. Inside the per step loop, _publish_live_state(ts, live_state, step_count, total_queued) does three things every step:</w:t>
       </w:r>
     </w:p>
     <w:p>
@@ -3347,7 +3336,7 @@
         <w:spacing w:after="120" w:line="276" w:lineRule="auto"/>
       </w:pPr>
       <w:r>
-        <w:t>Derives each direction's signal color from ts.sumo.trafficlight.getRedYellowGreenState(ts.id), matched against getControlledLanes(ts.id) by index. This network has an always on, lowercase g "permitted" slip lane at index 0 of every approach, so only uppercase G is treated as a real green; treating lowercase g as green shows every direction as green simultaneously, which is wrong.</w:t>
+        <w:t>Derives each direction's signal color from ts.sumo.trafficlight.getRedYellowGreenState(ts.id), matched against getControlledLanes(ts.id) by index. This network has an always on, lowercase g "permitted" slip lane at index 0 of every approach, so only uppercase G is treated as a real green. Treating lowercase g as green shows every direction as green simultaneously, which is wrong.</w:t>
       </w:r>
     </w:p>
     <w:p>
@@ -3376,7 +3365,7 @@
         <w:pStyle w:val="Heading2"/>
         <w:spacing w:before="300" w:after="150"/>
       </w:pPr>
-      <w:bookmarkStart w:id="16" w:name="_Toc237651893"/>
+      <w:bookmarkStart w:id="16" w:name="_Toc238312579"/>
       <w:r>
         <w:t>6.3 Frontend Pieces (FlowGrid_Web/src/)</w:t>
       </w:r>
@@ -3397,19 +3386,13 @@
           <w:left w:w="10" w:type="dxa"/>
           <w:right w:w="10" w:type="dxa"/>
         </w:tblCellMar>
-        <w:tblLook w:val="0000" w:firstRow="0" w:lastRow="0" w:firstColumn="0" w:lastColumn="0" w:noHBand="0" w:noVBand="0"/>
+        <w:tblLook w:val="04A0" w:firstRow="1" w:lastRow="0" w:firstColumn="1" w:lastColumn="0" w:noHBand="0" w:noVBand="1"/>
       </w:tblPr>
       <w:tblGrid>
         <w:gridCol w:w="2600"/>
         <w:gridCol w:w="6400"/>
       </w:tblGrid>
       <w:tr>
-        <w:tblPrEx>
-          <w:tblCellMar>
-            <w:top w:w="0" w:type="dxa"/>
-            <w:bottom w:w="0" w:type="dxa"/>
-          </w:tblCellMar>
-        </w:tblPrEx>
         <w:trPr>
           <w:tblHeader/>
         </w:trPr>
@@ -3451,12 +3434,6 @@
         </w:tc>
       </w:tr>
       <w:tr>
-        <w:tblPrEx>
-          <w:tblCellMar>
-            <w:top w:w="0" w:type="dxa"/>
-            <w:bottom w:w="0" w:type="dxa"/>
-          </w:tblCellMar>
-        </w:tblPrEx>
         <w:tc>
           <w:tcPr>
             <w:tcW w:w="2600" w:type="dxa"/>
@@ -3487,12 +3464,6 @@
         </w:tc>
       </w:tr>
       <w:tr>
-        <w:tblPrEx>
-          <w:tblCellMar>
-            <w:top w:w="0" w:type="dxa"/>
-            <w:bottom w:w="0" w:type="dxa"/>
-          </w:tblCellMar>
-        </w:tblPrEx>
         <w:tc>
           <w:tcPr>
             <w:tcW w:w="2600" w:type="dxa"/>
@@ -3523,12 +3494,6 @@
         </w:tc>
       </w:tr>
       <w:tr>
-        <w:tblPrEx>
-          <w:tblCellMar>
-            <w:top w:w="0" w:type="dxa"/>
-            <w:bottom w:w="0" w:type="dxa"/>
-          </w:tblCellMar>
-        </w:tblPrEx>
         <w:tc>
           <w:tcPr>
             <w:tcW w:w="2600" w:type="dxa"/>
@@ -3561,25 +3526,22 @@
     </w:tbl>
     <w:p>
       <w:pPr>
-        <w:shd w:val="clear" w:color="auto" w:fill="FDEDED"/>
+        <w:shd w:val="clear" w:color="auto" w:fill="F5F5F5"/>
         <w:spacing w:before="100" w:after="200"/>
       </w:pPr>
       <w:r>
         <w:rPr>
           <w:b/>
           <w:bCs/>
-          <w:color w:val="8A1F1F"/>
         </w:rPr>
-        <w:t xml:space="preserve">Caution: Tour.jsx's auto start effect deliberately does not gate on whether target refs are already populated at mount time. React's StrictMode double invokes effects in development, which briefly detaches and reattaches refs; a closure that captured "zero valid steps" at that exact instant would permanently latch onto that stale value, since the </w:t>
-      </w:r>
-      <w:r>
-        <w:rPr>
-          <w:b/>
-          <w:bCs/>
-          <w:color w:val="8A1F1F"/>
-        </w:rPr>
+        <w:t xml:space="preserve">Pay attention: </w:t>
+      </w:r>
+      <w:r>
+        <w:t xml:space="preserve">The code that starts the guided tour can look as though a safety check is missing, because the tour begins without first confirming that the parts of the page it points at already exist. Adding that check breaks the tour. While running in development mode, React deliberately runs this startup code twice, and in between the two runs it briefly disconnects the links to those parts of the page. A check landing in that short gap would </w:t>
+      </w:r>
+      <w:r>
         <w:lastRenderedPageBreak/>
-        <w:t>effect never runs a second time. The render itself already guards on a missing step by rendering nothing, so the fix is simply not to gate the timer on ref readiness at all.</w:t>
+        <w:t>decide the tour has nothing to show, and would keep that decision permanently, because the code never runs a third time. The tour already handles the not ready case further down, by simply drawing nothing until those parts of the page appear.</w:t>
       </w:r>
     </w:p>
     <w:p>
@@ -3587,7 +3549,7 @@
         <w:pStyle w:val="Heading2"/>
         <w:spacing w:before="300" w:after="150"/>
       </w:pPr>
-      <w:bookmarkStart w:id="17" w:name="_Toc237651894"/>
+      <w:bookmarkStart w:id="17" w:name="_Toc238312580"/>
       <w:r>
         <w:t>6.4 One Process, Not Two: Serving the Built Frontend</w:t>
       </w:r>
@@ -3628,7 +3590,7 @@
         <w:pStyle w:val="Heading2"/>
         <w:spacing w:before="300" w:after="150"/>
       </w:pPr>
-      <w:bookmarkStart w:id="18" w:name="_Toc237651895"/>
+      <w:bookmarkStart w:id="18" w:name="_Toc238312581"/>
       <w:r>
         <w:t>6.5 Active Frontend Development</w:t>
       </w:r>
@@ -3661,7 +3623,7 @@
         <w:spacing w:after="200" w:line="276" w:lineRule="auto"/>
       </w:pPr>
       <w:r>
-        <w:t>Dashboard.jsx's PPO_API constant is a hardcoded http://127.0.0.1:8001 regardless of dev or built mode, so both setups work against the same backend unmodified; only the page's own origin (5173 while developing, 8001 once built and served) changes.</w:t>
+        <w:t>Dashboard.jsx's PPO_API constant is a hardcoded http://127.0.0.1:8001 regardless of dev or built mode, so both setups work against the same backend unmodified. Only the page's own origin (5173 while developing, 8001 once built and served) changes.</w:t>
       </w:r>
     </w:p>
     <w:p>
@@ -3669,7 +3631,7 @@
         <w:pStyle w:val="Heading1"/>
         <w:spacing w:before="400" w:after="200"/>
       </w:pPr>
-      <w:bookmarkStart w:id="19" w:name="_Toc237651896"/>
+      <w:bookmarkStart w:id="19" w:name="_Toc238312582"/>
       <w:r>
         <w:t>7. The DQN Agent, Code Walkthrough</w:t>
       </w:r>
@@ -3698,19 +3660,13 @@
           <w:left w:w="10" w:type="dxa"/>
           <w:right w:w="10" w:type="dxa"/>
         </w:tblCellMar>
-        <w:tblLook w:val="0000" w:firstRow="0" w:lastRow="0" w:firstColumn="0" w:lastColumn="0" w:noHBand="0" w:noVBand="0"/>
+        <w:tblLook w:val="04A0" w:firstRow="1" w:lastRow="0" w:firstColumn="1" w:lastColumn="0" w:noHBand="0" w:noVBand="1"/>
       </w:tblPr>
       <w:tblGrid>
         <w:gridCol w:w="2600"/>
         <w:gridCol w:w="6400"/>
       </w:tblGrid>
       <w:tr>
-        <w:tblPrEx>
-          <w:tblCellMar>
-            <w:top w:w="0" w:type="dxa"/>
-            <w:bottom w:w="0" w:type="dxa"/>
-          </w:tblCellMar>
-        </w:tblPrEx>
         <w:trPr>
           <w:tblHeader/>
         </w:trPr>
@@ -3752,12 +3708,6 @@
         </w:tc>
       </w:tr>
       <w:tr>
-        <w:tblPrEx>
-          <w:tblCellMar>
-            <w:top w:w="0" w:type="dxa"/>
-            <w:bottom w:w="0" w:type="dxa"/>
-          </w:tblCellMar>
-        </w:tblPrEx>
         <w:tc>
           <w:tcPr>
             <w:tcW w:w="2600" w:type="dxa"/>
@@ -3788,12 +3738,6 @@
         </w:tc>
       </w:tr>
       <w:tr>
-        <w:tblPrEx>
-          <w:tblCellMar>
-            <w:top w:w="0" w:type="dxa"/>
-            <w:bottom w:w="0" w:type="dxa"/>
-          </w:tblCellMar>
-        </w:tblPrEx>
         <w:tc>
           <w:tcPr>
             <w:tcW w:w="2600" w:type="dxa"/>
@@ -3824,12 +3768,6 @@
         </w:tc>
       </w:tr>
       <w:tr>
-        <w:tblPrEx>
-          <w:tblCellMar>
-            <w:top w:w="0" w:type="dxa"/>
-            <w:bottom w:w="0" w:type="dxa"/>
-          </w:tblCellMar>
-        </w:tblPrEx>
         <w:tc>
           <w:tcPr>
             <w:tcW w:w="2600" w:type="dxa"/>
@@ -3860,12 +3798,6 @@
         </w:tc>
       </w:tr>
       <w:tr>
-        <w:tblPrEx>
-          <w:tblCellMar>
-            <w:top w:w="0" w:type="dxa"/>
-            <w:bottom w:w="0" w:type="dxa"/>
-          </w:tblCellMar>
-        </w:tblPrEx>
         <w:tc>
           <w:tcPr>
             <w:tcW w:w="2600" w:type="dxa"/>
@@ -3896,12 +3828,6 @@
         </w:tc>
       </w:tr>
       <w:tr>
-        <w:tblPrEx>
-          <w:tblCellMar>
-            <w:top w:w="0" w:type="dxa"/>
-            <w:bottom w:w="0" w:type="dxa"/>
-          </w:tblCellMar>
-        </w:tblPrEx>
         <w:tc>
           <w:tcPr>
             <w:tcW w:w="2600" w:type="dxa"/>
@@ -3932,12 +3858,6 @@
         </w:tc>
       </w:tr>
       <w:tr>
-        <w:tblPrEx>
-          <w:tblCellMar>
-            <w:top w:w="0" w:type="dxa"/>
-            <w:bottom w:w="0" w:type="dxa"/>
-          </w:tblCellMar>
-        </w:tblPrEx>
         <w:tc>
           <w:tcPr>
             <w:tcW w:w="2600" w:type="dxa"/>
@@ -3982,7 +3902,7 @@
       </w:pPr>
       <w:r>
         <w:lastRenderedPageBreak/>
-        <w:t>The reward function (in flowgrid/core/, referenced from the DQN training loop) sums roughly a dozen hand tuned terms (diff wait, absolute wait penalty, spillback penalty, throughput bonus, fairness terms, anti flicker penalty, invalid action penalty). See PROJECT_OVERVIEW.md Section 3 for the exact formula and coefficients, and the book Section 2.3 for why this reward's complexity, and the resulting instability documented in Old_Versions/DQN_Agent/results/comparison_history.json, motivated the move to PPO.</w:t>
+        <w:t>The reward function (in flowgrid/core/, referenced from the DQN training loop) sums roughly a dozen hand tuned terms (diff wait, absolute wait penalty, spillback penalty, throughput bonus, fairness terms, anti flicker penalty, invalid action penalty). See PROJECT_OVERVIEW.md Section 3 for the exact formula and coefficients, and the book Section 4.3 for why this reward's complexity, and the resulting instability documented in Old_Versions/DQN_Agent/results/comparison_history.json, motivated the move to PPO.</w:t>
       </w:r>
     </w:p>
     <w:p>
@@ -3990,7 +3910,7 @@
         <w:pStyle w:val="Heading1"/>
         <w:spacing w:before="400" w:after="200"/>
       </w:pPr>
-      <w:bookmarkStart w:id="20" w:name="_Toc237651897"/>
+      <w:bookmarkStart w:id="20" w:name="_Toc238312583"/>
       <w:r>
         <w:t>8. Retraining or Extending the PPO Agent</w:t>
       </w:r>
@@ -4014,7 +3934,7 @@
         <w:spacing w:after="120" w:line="276" w:lineRule="auto"/>
       </w:pPr>
       <w:r>
-        <w:t>Copy sumo_rl_env_V8.py to a new file with an updated name; update the sumo_rl_env.py shim's import to point at it.</w:t>
+        <w:t>Copy sumo_rl_env_V8.py to a new file with an updated name. Update the sumo_rl_env.py shim's import to point at it.</w:t>
       </w:r>
     </w:p>
     <w:p>
@@ -4027,7 +3947,7 @@
         <w:spacing w:after="120" w:line="276" w:lineRule="auto"/>
       </w:pPr>
       <w:r>
-        <w:t>Copy train_V8.py and evaluate_V8.py; no path edits are needed if the new folder sits at the same depth, since the training step count and other hyperparameters are already command line arguments.</w:t>
+        <w:t>Copy train_V8.py and evaluate_V8.py. No path edits are needed if the new folder sits at the same depth, since the training step count and other hyperparameters are already command line arguments.</w:t>
       </w:r>
     </w:p>
     <w:p>
@@ -4048,7 +3968,7 @@
         <w:pStyle w:val="Heading1"/>
         <w:spacing w:before="400" w:after="200"/>
       </w:pPr>
-      <w:bookmarkStart w:id="21" w:name="_Toc237651898"/>
+      <w:bookmarkStart w:id="21" w:name="_Toc238312584"/>
       <w:r>
         <w:t>9. Adding a New Baseline or Comparison Target</w:t>
       </w:r>
@@ -4059,7 +3979,7 @@
         <w:spacing w:after="200" w:line="276" w:lineRule="auto"/>
       </w:pPr>
       <w:r>
-        <w:t>New fixed time or rule based baselines can be added by extending AVAILABLE_BASELINES in comparison_core.py; each baseline needs only a name and, for fixed time controllers, a cycle length, since the comparison tools handle result collection and reporting generically through evaluate_models.py's existing "fixed" model type. Max Pressure (model type "mp" in evaluate_models.py) is not registered in AVAILABLE_BASELINES; it was never successfully integrated as a reliable comparison baseline on this network (see the book, Section 2.6), so it does not appear in the web app or comparison tooling.</w:t>
+        <w:t>New fixed time or rule based baselines can be added by extending AVAILABLE_BASELINES in comparison_core.py. Each baseline needs only a name and, for fixed time controllers, a cycle length, since the comparison tools handle result collection and reporting generically through evaluate_models.py's existing "fixed" model type. Max Pressure (model type "mp" in evaluate_models.py) is not registered in AVAILABLE_BASELINES. It was never successfully integrated as a reliable comparison baseline on this network (see the book, Section 1.1), so it does not appear in the web app or comparison tooling.</w:t>
       </w:r>
     </w:p>
     <w:p>
@@ -4067,7 +3987,7 @@
         <w:pStyle w:val="Heading1"/>
         <w:spacing w:before="400" w:after="200"/>
       </w:pPr>
-      <w:bookmarkStart w:id="22" w:name="_Toc237651899"/>
+      <w:bookmarkStart w:id="22" w:name="_Toc238312585"/>
       <w:r>
         <w:t>10. Running an Evaluation Sweep</w:t>
       </w:r>
@@ -4104,7 +4024,7 @@
         <w:spacing w:after="200" w:line="276" w:lineRule="auto"/>
       </w:pPr>
       <w:r>
-        <w:t>Sweeps write partial results incrementally as they progress (assignments.csv is written up front with the full plan; final_results.csv is appended to after every checkpoint completes). If interrupted, resuming with the flag shown below continues exactly where it left off using the original plan; the summarize only flag regenerates summary.txt and the charts from whatever rows already exist, without running anything new.</w:t>
+        <w:t>Sweeps write partial results incrementally as they progress (assignments.csv is written up front with the full plan. Final_results.csv is appended to after every checkpoint completes). If interrupted, resuming with the flag shown below continues exactly where it left off using the original plan. The summarize only flag regenerates summary.txt and the charts from whatever rows already exist, without running anything new.</w:t>
       </w:r>
     </w:p>
     <w:p>
@@ -4126,7 +4046,7 @@
         <w:pStyle w:val="Heading1"/>
         <w:spacing w:before="400" w:after="200"/>
       </w:pPr>
-      <w:bookmarkStart w:id="23" w:name="_Toc237651900"/>
+      <w:bookmarkStart w:id="23" w:name="_Toc238312586"/>
       <w:r>
         <w:t>11. Testing and Verification Methodology</w:t>
       </w:r>
@@ -4192,7 +4112,7 @@
         <w:pStyle w:val="Heading1"/>
         <w:spacing w:before="400" w:after="200"/>
       </w:pPr>
-      <w:bookmarkStart w:id="24" w:name="_Toc237651901"/>
+      <w:bookmarkStart w:id="24" w:name="_Toc238312587"/>
       <w:r>
         <w:t>12. Known Limitations and Future Work</w:t>
       </w:r>
@@ -4208,7 +4128,7 @@
         <w:spacing w:after="120" w:line="276" w:lineRule="auto"/>
       </w:pPr>
       <w:r>
-        <w:t>Single intersection scope: this project controls one intersection; multi intersection coordination is unattempted future work.</w:t>
+        <w:t>Single intersection scope: this project controls one intersection. Multi intersection coordination is unattempted future work.</w:t>
       </w:r>
     </w:p>
     <w:p>
@@ -4225,7 +4145,7 @@
       </w:r>
       <w:r>
         <w:lastRenderedPageBreak/>
-        <w:t>experiment with a richer, non saturating observation encoding, see the book, Section 2.7).</w:t>
+        <w:t>experiment with a richer, non saturating observation encoding, see the book, Section 5.3).</w:t>
       </w:r>
     </w:p>
     <w:p>
@@ -4238,7 +4158,7 @@
         <w:spacing w:after="120" w:line="276" w:lineRule="auto"/>
       </w:pPr>
       <w:r>
-        <w:t>Training is not reproducible run to run: two independent runs of the identical V8 recipe (V8 and V8_replicate) produced meaningfully different stability profiles. The leading hypothesis is the constant, non decaying entropy coefficient; this is a concrete, addressable item for future work, not a fully solved question.</w:t>
+        <w:t>Training is not reproducible run to run: two independent runs of the identical V8 recipe (V8 and V8_replicate) produced meaningfully different stability profiles. The leading hypothesis is the constant, non decaying entropy coefficient. This is a concrete, addressable item for future work, not a fully solved question.</w:t>
       </w:r>
     </w:p>
     <w:p>
@@ -4251,7 +4171,7 @@
         <w:spacing w:after="120" w:line="276" w:lineRule="auto"/>
       </w:pPr>
       <w:r>
-        <w:t>Computer vision perception (YOLO + DeepSORT), proposed in the original Phase A plan, was not implemented in this delivered scope. See the book, Section 2.3, for the full explanation. It remains the most natural next step for extending this project toward real world deployment.</w:t>
+        <w:t>Computer vision perception (YOLO + DeepSORT), proposed in the original Phase A plan, was not implemented in this delivered scope. See the book, Chapter 4, for the full explanation. It remains the most natural next step for extending this project toward real world deployment.</w:t>
       </w:r>
     </w:p>
     <w:p>
@@ -4264,7 +4184,7 @@
         <w:spacing w:after="120" w:line="276" w:lineRule="auto"/>
       </w:pPr>
       <w:r>
-        <w:t>No formal, rigorous head to head comparison exists between the DQN agent and the fixed time baselines using the same seed verified methodology applied to PPO; Old_Versions/DQN_Agent/results/comparison_history.json contains real evaluation history but was not brought to the same level of statistical rigor.</w:t>
+        <w:t>No formal, rigorous head to head comparison exists between the DQN agent and the fixed time baselines using the same seed verified methodology applied to PPO. Old_Versions/DQN_Agent/results/comparison_history.json contains real evaluation history but was not brought to the same level of statistical rigor.</w:t>
       </w:r>
     </w:p>
     <w:p>
@@ -4272,7 +4192,7 @@
         <w:pStyle w:val="Heading1"/>
         <w:spacing w:before="400" w:after="200"/>
       </w:pPr>
-      <w:bookmarkStart w:id="25" w:name="_Toc237651902"/>
+      <w:bookmarkStart w:id="25" w:name="_Toc238312588"/>
       <w:r>
         <w:t>13. Coding Conventions Observed in This Codebase</w:t>
       </w:r>
@@ -4394,7 +4314,7 @@
         <w:sz w:val="18"/>
         <w:szCs w:val="18"/>
       </w:rPr>
-      <w:t>12</w:t>
+      <w:t>1</w:t>
     </w:r>
     <w:r>
       <w:rPr>
@@ -4447,10 +4367,10 @@
 <file path=word/numbering.xml><?xml version="1.0" encoding="utf-8"?>
 <w:numbering xmlns:wpc="http://schemas.microsoft.com/office/word/2010/wordprocessingCanvas" xmlns:cx="http://schemas.microsoft.com/office/drawing/2014/chartex" xmlns:cx1="http://schemas.microsoft.com/office/drawing/2015/9/8/chartex" xmlns:cx2="http://schemas.microsoft.com/office/drawing/2015/10/21/chartex" xmlns:cx3="http://schemas.microsoft.com/office/drawing/2016/5/9/chartex" xmlns:cx4="http://schemas.microsoft.com/office/drawing/2016/5/10/chartex" xmlns:cx5="http://schemas.microsoft.com/office/drawing/2016/5/11/chartex" xmlns:cx6="http://schemas.microsoft.com/office/drawing/2016/5/12/chartex" xmlns:cx7="http://schemas.microsoft.com/office/drawing/2016/5/13/chartex" xmlns:cx8="http://schemas.microsoft.com/office/drawing/2016/5/14/chartex" xmlns:mc="http://schemas.openxmlformats.org/markup-compatibility/2006" xmlns:aink="http://schemas.microsoft.com/office/drawing/2016/ink" xmlns:am3d="http://schemas.microsoft.com/office/drawing/2017/model3d" xmlns:o="urn:schemas-microsoft-com:office:office" xmlns:oel="http://schemas.microsoft.com/office/2019/extlst" xmlns:r="http://schemas.openxmlformats.org/officeDocument/2006/relationships" xmlns:m="http://schemas.openxmlformats.org/officeDocument/2006/math" xmlns:v="urn:schemas-microsoft-com:vml" xmlns:wp14="http://schemas.microsoft.com/office/word/2010/wordprocessingDrawing" xmlns:wp="http://schemas.openxmlformats.org/drawingml/2006/wordprocessingDrawing" xmlns:w10="urn:schemas-microsoft-com:office:word" xmlns:w="http://schemas.openxmlformats.org/wordprocessingml/2006/main" xmlns:w14="http://schemas.microsoft.com/office/word/2010/wordml" xmlns:w15="http://schemas.microsoft.com/office/word/2012/wordml" xmlns:w16cei="http://schemas.microsoft.com/office/word/2026/wordml/cei" xmlns:w16cex="http://schemas.microsoft.com/office/word/2018/wordml/cex" xmlns:w16cid="http://schemas.microsoft.com/office/word/2016/wordml/cid" xmlns:w16="http://schemas.microsoft.com/office/word/2018/wordml" xmlns:w16du="http://schemas.microsoft.com/office/word/2023/wordml/word16du" xmlns:w16sdtdh="http://schemas.microsoft.com/office/word/2020/wordml/sdtdatahash" xmlns:w16sdtfl="http://schemas.microsoft.com/office/word/2024/wordml/sdtformatlock" xmlns:w16se="http://schemas.microsoft.com/office/word/2015/wordml/symex" xmlns:wpg="http://schemas.microsoft.com/office/word/2010/wordprocessingGroup" xmlns:wpi="http://schemas.microsoft.com/office/word/2010/wordprocessingInk" xmlns:wne="http://schemas.microsoft.com/office/word/2006/wordml" xmlns:wps="http://schemas.microsoft.com/office/word/2010/wordprocessingShape" mc:Ignorable="w14 w15 w16se w16cid w16 w16cex w16sdtdh w16sdtfl w16du wp14">
   <w:abstractNum w:abstractNumId="0" w15:restartNumberingAfterBreak="0">
-    <w:nsid w:val="18121D05"/>
+    <w:nsid w:val="3C3D2739"/>
     <w:multiLevelType w:val="hybridMultilevel"/>
-    <w:tmpl w:val="0DCA6F52"/>
-    <w:lvl w:ilvl="0" w:tplc="2C3453E8">
+    <w:tmpl w:val="8676F404"/>
+    <w:lvl w:ilvl="0" w:tplc="0580705A">
       <w:start w:val="1"/>
       <w:numFmt w:val="bullet"/>
       <w:lvlText w:val="●"/>
@@ -4459,7 +4379,7 @@
         <w:ind w:left="720" w:hanging="360"/>
       </w:pPr>
     </w:lvl>
-    <w:lvl w:ilvl="1" w:tplc="57688960">
+    <w:lvl w:ilvl="1" w:tplc="CA2EE0B8">
       <w:start w:val="1"/>
       <w:numFmt w:val="bullet"/>
       <w:lvlText w:val="○"/>
@@ -4468,7 +4388,7 @@
         <w:ind w:left="1440" w:hanging="360"/>
       </w:pPr>
     </w:lvl>
-    <w:lvl w:ilvl="2" w:tplc="A72E219E">
+    <w:lvl w:ilvl="2" w:tplc="9ACE4BDC">
       <w:start w:val="1"/>
       <w:numFmt w:val="bullet"/>
       <w:lvlText w:val="■"/>
@@ -4477,7 +4397,7 @@
         <w:ind w:left="2160" w:hanging="360"/>
       </w:pPr>
     </w:lvl>
-    <w:lvl w:ilvl="3" w:tplc="349E04D8">
+    <w:lvl w:ilvl="3" w:tplc="8C3E90C6">
       <w:start w:val="1"/>
       <w:numFmt w:val="bullet"/>
       <w:lvlText w:val="●"/>
@@ -4486,7 +4406,7 @@
         <w:ind w:left="2880" w:hanging="360"/>
       </w:pPr>
     </w:lvl>
-    <w:lvl w:ilvl="4" w:tplc="20D6122C">
+    <w:lvl w:ilvl="4" w:tplc="A4224470">
       <w:start w:val="1"/>
       <w:numFmt w:val="bullet"/>
       <w:lvlText w:val="○"/>
@@ -4495,7 +4415,7 @@
         <w:ind w:left="3600" w:hanging="360"/>
       </w:pPr>
     </w:lvl>
-    <w:lvl w:ilvl="5" w:tplc="727CA1CA">
+    <w:lvl w:ilvl="5" w:tplc="08DE7568">
       <w:start w:val="1"/>
       <w:numFmt w:val="bullet"/>
       <w:lvlText w:val="■"/>
@@ -4504,7 +4424,7 @@
         <w:ind w:left="4320" w:hanging="360"/>
       </w:pPr>
     </w:lvl>
-    <w:lvl w:ilvl="6" w:tplc="478E839E">
+    <w:lvl w:ilvl="6" w:tplc="8A626BA0">
       <w:start w:val="1"/>
       <w:numFmt w:val="bullet"/>
       <w:lvlText w:val="●"/>
@@ -4513,7 +4433,7 @@
         <w:ind w:left="5040" w:hanging="360"/>
       </w:pPr>
     </w:lvl>
-    <w:lvl w:ilvl="7" w:tplc="D9820648">
+    <w:lvl w:ilvl="7" w:tplc="454E175E">
       <w:start w:val="1"/>
       <w:numFmt w:val="bullet"/>
       <w:lvlText w:val="●"/>
@@ -4522,7 +4442,7 @@
         <w:ind w:left="5760" w:hanging="360"/>
       </w:pPr>
     </w:lvl>
-    <w:lvl w:ilvl="8" w:tplc="4D5C2D44">
+    <w:lvl w:ilvl="8" w:tplc="DB68D188">
       <w:start w:val="1"/>
       <w:numFmt w:val="bullet"/>
       <w:lvlText w:val="●"/>
@@ -4532,7 +4452,7 @@
       </w:pPr>
     </w:lvl>
   </w:abstractNum>
-  <w:num w:numId="1" w16cid:durableId="1965573129">
+  <w:num w:numId="1" w16cid:durableId="51319096">
     <w:abstractNumId w:val="0"/>
     <w:lvlOverride w:ilvl="0">
       <w:startOverride w:val="1"/>
@@ -5143,7 +5063,7 @@
     <w:autoRedefine/>
     <w:uiPriority w:val="39"/>
     <w:unhideWhenUsed/>
-    <w:rsid w:val="009330F5"/>
+    <w:rsid w:val="009679B9"/>
     <w:pPr>
       <w:spacing w:after="100"/>
     </w:pPr>
@@ -5155,11 +5075,23 @@
     <w:autoRedefine/>
     <w:uiPriority w:val="39"/>
     <w:unhideWhenUsed/>
-    <w:rsid w:val="009330F5"/>
+    <w:rsid w:val="009679B9"/>
     <w:pPr>
       <w:spacing w:after="100"/>
       <w:ind w:left="240"/>
     </w:pPr>
+  </w:style>
+  <w:style w:type="character" w:styleId="UnresolvedMention">
+    <w:name w:val="Unresolved Mention"/>
+    <w:basedOn w:val="DefaultParagraphFont"/>
+    <w:uiPriority w:val="99"/>
+    <w:semiHidden/>
+    <w:unhideWhenUsed/>
+    <w:rsid w:val="009679B9"/>
+    <w:rPr>
+      <w:color w:val="605E5C"/>
+      <w:shd w:val="clear" w:color="auto" w:fill="E1DFDD"/>
+    </w:rPr>
   </w:style>
 </w:styles>
 </file>

--- a/PhaseB/Developer_Guide.docx
+++ b/PhaseB/Developer_Guide.docx
@@ -343,7 +343,7 @@
             <w:sz w:val="20"/>
             <w:szCs w:val="20"/>
           </w:rPr>
-          <w:t>https://github.com/einavbs1/FlowGrid</w:t>
+          <w:t>https://github.com/einavbs1/TrafficProject</w:t>
         </w:r>
       </w:hyperlink>
       <w:r>
